--- a/docs/Meheruns_stuff/MATERIALS NOTES.docx
+++ b/docs/Meheruns_stuff/MATERIALS NOTES.docx
@@ -141,6 +141,7 @@
       <w:r>
         <w:rPr>
           <w:rFonts w:ascii="Calibri" w:hAnsi="Calibri" w:cs="Calibri"/>
+          <w:noProof/>
         </w:rPr>
         <w:drawing>
           <wp:inline distT="0" distB="0" distL="0" distR="0" wp14:anchorId="2D201A8A" wp14:editId="5B43A273">
@@ -361,18 +362,7 @@
           <w:lang w:eastAsia="en-GB"/>
           <w14:ligatures w14:val="none"/>
         </w:rPr>
-        <w:t>Young’s</w:t>
-      </w:r>
-      <w:r>
-        <w:rPr>
-          <w:rFonts w:ascii="Calibri" w:eastAsia="Times New Roman" w:hAnsi="Calibri" w:cs="Calibri"/>
-          <w:b/>
-          <w:bCs/>
-          <w:kern w:val="0"/>
-          <w:lang w:eastAsia="en-GB"/>
-          <w14:ligatures w14:val="none"/>
-        </w:rPr>
-        <w:t xml:space="preserve"> Modulus (E):</w:t>
+        <w:t>Young’s Modulus (E):</w:t>
       </w:r>
       <w:r>
         <w:rPr>
@@ -428,18 +418,7 @@
           <w:lang w:eastAsia="en-GB"/>
           <w14:ligatures w14:val="none"/>
         </w:rPr>
-        <w:t>Shear</w:t>
-      </w:r>
-      <w:r>
-        <w:rPr>
-          <w:rFonts w:ascii="Calibri" w:eastAsia="Times New Roman" w:hAnsi="Calibri" w:cs="Calibri"/>
-          <w:b/>
-          <w:bCs/>
-          <w:kern w:val="0"/>
-          <w:lang w:eastAsia="en-GB"/>
-          <w14:ligatures w14:val="none"/>
-        </w:rPr>
-        <w:t xml:space="preserve"> Modulus (G):</w:t>
+        <w:t>Shear Modulus (G):</w:t>
       </w:r>
       <w:r>
         <w:rPr>
@@ -495,18 +474,7 @@
           <w:lang w:eastAsia="en-GB"/>
           <w14:ligatures w14:val="none"/>
         </w:rPr>
-        <w:t>Bulk</w:t>
-      </w:r>
-      <w:r>
-        <w:rPr>
-          <w:rFonts w:ascii="Calibri" w:eastAsia="Times New Roman" w:hAnsi="Calibri" w:cs="Calibri"/>
-          <w:b/>
-          <w:bCs/>
-          <w:kern w:val="0"/>
-          <w:lang w:eastAsia="en-GB"/>
-          <w14:ligatures w14:val="none"/>
-        </w:rPr>
-        <w:t xml:space="preserve"> Modulus (K):</w:t>
+        <w:t>Bulk Modulus (K):</w:t>
       </w:r>
       <w:r>
         <w:rPr>
@@ -562,18 +530,7 @@
           <w:lang w:eastAsia="en-GB"/>
           <w14:ligatures w14:val="none"/>
         </w:rPr>
-        <w:t>Poisson’s</w:t>
-      </w:r>
-      <w:r>
-        <w:rPr>
-          <w:rFonts w:ascii="Calibri" w:eastAsia="Times New Roman" w:hAnsi="Calibri" w:cs="Calibri"/>
-          <w:b/>
-          <w:bCs/>
-          <w:kern w:val="0"/>
-          <w:lang w:eastAsia="en-GB"/>
-          <w14:ligatures w14:val="none"/>
-        </w:rPr>
-        <w:t xml:space="preserve"> Ratio (ν):</w:t>
+        <w:t>Poisson’s Ratio (ν):</w:t>
       </w:r>
       <w:r>
         <w:rPr>
@@ -622,16 +579,7 @@
           <w:lang w:eastAsia="en-GB"/>
           <w14:ligatures w14:val="none"/>
         </w:rPr>
-        <w:t>.</w:t>
-      </w:r>
-      <w:r>
-        <w:rPr>
-          <w:rFonts w:ascii="Calibri" w:eastAsia="Times New Roman" w:hAnsi="Calibri" w:cs="Calibri"/>
-          <w:kern w:val="0"/>
-          <w:lang w:eastAsia="en-GB"/>
-          <w14:ligatures w14:val="none"/>
-        </w:rPr>
-        <w:t xml:space="preserve"> 2/1</w:t>
+        <w:t>. 2/1</w:t>
       </w:r>
       <w:r>
         <w:rPr>
@@ -684,6 +632,7 @@
           <w:rFonts w:ascii="Calibri" w:hAnsi="Calibri" w:cs="Calibri"/>
           <w:b/>
           <w:bCs/>
+          <w:noProof/>
           <w:color w:val="EE0000"/>
         </w:rPr>
         <w:drawing>
@@ -769,19 +718,7 @@
           <w:lang w:eastAsia="en-GB"/>
           <w14:ligatures w14:val="none"/>
         </w:rPr>
-        <w:t>In the context of linear elastic materials, what does the shaded area under the stress-strain curve represent?</w:t>
-      </w:r>
-      <w:r>
-        <w:rPr>
-          <w:rFonts w:ascii="Calibri" w:eastAsia="Times New Roman" w:hAnsi="Calibri" w:cs="Calibri"/>
-          <w:b/>
-          <w:bCs/>
-          <w:color w:val="EE0000"/>
-          <w:kern w:val="0"/>
-          <w:lang w:eastAsia="en-GB"/>
-          <w14:ligatures w14:val="none"/>
-        </w:rPr>
-        <w:t xml:space="preserve"> SLIDE 5</w:t>
+        <w:t>In the context of linear elastic materials, what does the shaded area under the stress-strain curve represent? SLIDE 5</w:t>
       </w:r>
     </w:p>
     <w:p>
@@ -819,6 +756,7 @@
           <w:rFonts w:ascii="Calibri" w:hAnsi="Calibri" w:cs="Calibri"/>
           <w:b/>
           <w:bCs/>
+          <w:noProof/>
           <w:color w:val="EE0000"/>
         </w:rPr>
         <w:drawing>
@@ -895,21 +833,7 @@
           <w:rFonts w:ascii="Calibri" w:hAnsi="Calibri" w:cs="Calibri"/>
           <w:color w:val="000000" w:themeColor="text1"/>
         </w:rPr>
-        <w:t>The material is still elastic but the relationship between stress and strain is not linear over the entire range.</w:t>
-      </w:r>
-      <w:r>
-        <w:rPr>
-          <w:rFonts w:ascii="Calibri" w:hAnsi="Calibri" w:cs="Calibri"/>
-          <w:color w:val="000000" w:themeColor="text1"/>
-        </w:rPr>
-        <w:t xml:space="preserve"> </w:t>
-      </w:r>
-      <w:r>
-        <w:rPr>
-          <w:rFonts w:ascii="Calibri" w:hAnsi="Calibri" w:cs="Calibri"/>
-          <w:color w:val="000000" w:themeColor="text1"/>
-        </w:rPr>
-        <w:t>Rubbers</w:t>
+        <w:t>The material is still elastic but the relationship between stress and strain is not linear over the entire range. Rubbers</w:t>
       </w:r>
       <w:r>
         <w:rPr>
@@ -1205,6 +1129,7 @@
       <w:r>
         <w:rPr>
           <w:rFonts w:ascii="Calibri" w:hAnsi="Calibri" w:cs="Calibri"/>
+          <w:noProof/>
           <w:color w:val="000000" w:themeColor="text1"/>
         </w:rPr>
         <w:drawing>
@@ -1424,6 +1349,7 @@
       <w:r>
         <w:rPr>
           <w:rFonts w:ascii="Calibri" w:hAnsi="Calibri" w:cs="Calibri"/>
+          <w:noProof/>
           <w:color w:val="000000" w:themeColor="text1"/>
         </w:rPr>
         <w:lastRenderedPageBreak/>
@@ -1515,6 +1441,7 @@
       <w:r>
         <w:rPr>
           <w:rFonts w:ascii="Calibri" w:hAnsi="Calibri" w:cs="Calibri"/>
+          <w:noProof/>
           <w:color w:val="000000" w:themeColor="text1"/>
         </w:rPr>
         <w:drawing>
@@ -1795,6 +1722,7 @@
           <w:rFonts w:ascii="Calibri" w:hAnsi="Calibri" w:cs="Calibri"/>
           <w:b/>
           <w:bCs/>
+          <w:noProof/>
           <w:color w:val="156082" w:themeColor="accent1"/>
         </w:rPr>
         <w:drawing>
@@ -2085,6 +2013,7 @@
           <w:rFonts w:ascii="Calibri" w:hAnsi="Calibri" w:cs="Calibri"/>
           <w:b/>
           <w:bCs/>
+          <w:noProof/>
           <w:color w:val="156082" w:themeColor="accent1"/>
         </w:rPr>
         <w:drawing>
@@ -2407,15 +2336,7 @@
           <w:b/>
           <w:bCs/>
         </w:rPr>
-        <w:t xml:space="preserve">Yield </w:t>
-      </w:r>
-      <w:r>
-        <w:rPr>
-          <w:rFonts w:ascii="Calibri" w:hAnsi="Calibri" w:cs="Calibri"/>
-          <w:b/>
-          <w:bCs/>
-        </w:rPr>
-        <w:t>Strength</w:t>
+        <w:t>Yield Strength</w:t>
       </w:r>
       <w:r>
         <w:rPr>
@@ -2508,16 +2429,7 @@
           <w:bCs/>
           <w:color w:val="EE0000"/>
         </w:rPr>
-        <w:t>What is tensile strength, and how does it differ from yield strength?</w:t>
-      </w:r>
-      <w:r>
-        <w:rPr>
-          <w:rFonts w:ascii="Calibri" w:hAnsi="Calibri" w:cs="Calibri"/>
-          <w:b/>
-          <w:bCs/>
-          <w:color w:val="EE0000"/>
-        </w:rPr>
-        <w:t xml:space="preserve"> BASICALLY UTS </w:t>
+        <w:t xml:space="preserve">What is tensile strength, and how does it differ from yield strength? BASICALLY UTS </w:t>
       </w:r>
     </w:p>
     <w:p>
@@ -2634,10 +2546,11 @@
       <w:r>
         <w:rPr>
           <w:rFonts w:ascii="Calibri" w:hAnsi="Calibri" w:cs="Calibri"/>
+          <w:noProof/>
           <w:color w:val="000000" w:themeColor="text1"/>
         </w:rPr>
         <w:drawing>
-          <wp:anchor distT="0" distB="0" distL="114300" distR="114300" simplePos="0" relativeHeight="251659264" behindDoc="0" locked="0" layoutInCell="1" allowOverlap="1" wp14:anchorId="2E03A73E" wp14:editId="53788711">
+          <wp:anchor distT="0" distB="0" distL="114300" distR="114300" simplePos="0" relativeHeight="251659264" behindDoc="0" locked="0" layoutInCell="1" allowOverlap="1" wp14:anchorId="2E03A73E" wp14:editId="6533A827">
             <wp:simplePos x="0" y="0"/>
             <wp:positionH relativeFrom="column">
               <wp:posOffset>3553345</wp:posOffset>
@@ -2857,16 +2770,7 @@
           <w:bCs/>
           <w:color w:val="EE0000"/>
         </w:rPr>
-        <w:t>How is the hardness of a material tested, and what does the result tell us about the material?</w:t>
-      </w:r>
-      <w:r>
-        <w:rPr>
-          <w:rFonts w:ascii="Calibri" w:hAnsi="Calibri" w:cs="Calibri"/>
-          <w:b/>
-          <w:bCs/>
-          <w:color w:val="EE0000"/>
-        </w:rPr>
-        <w:t xml:space="preserve"> HARDNESS TEST</w:t>
+        <w:t>How is the hardness of a material tested, and what does the result tell us about the material? HARDNESS TEST</w:t>
       </w:r>
     </w:p>
     <w:p>
@@ -3409,6 +3313,7 @@
       <w:r>
         <w:rPr>
           <w:rFonts w:ascii="Calibri" w:hAnsi="Calibri" w:cs="Calibri"/>
+          <w:noProof/>
           <w:color w:val="196B24" w:themeColor="accent3"/>
         </w:rPr>
         <w:lastRenderedPageBreak/>
@@ -3628,14 +3533,7 @@
           <w:rFonts w:ascii="Calibri" w:hAnsi="Calibri" w:cs="Calibri"/>
           <w:color w:val="000000" w:themeColor="text1"/>
         </w:rPr>
-        <w:t>how</w:t>
-      </w:r>
-      <w:r>
-        <w:rPr>
-          <w:rFonts w:ascii="Calibri" w:hAnsi="Calibri" w:cs="Calibri"/>
-          <w:color w:val="000000" w:themeColor="text1"/>
-        </w:rPr>
-        <w:t xml:space="preserve"> well it can withstand the </w:t>
+        <w:t xml:space="preserve">how well it can withstand the </w:t>
       </w:r>
       <w:r>
         <w:rPr>
@@ -4025,6 +3923,7 @@
       <w:r>
         <w:rPr>
           <w:rFonts w:ascii="Calibri" w:hAnsi="Calibri" w:cs="Calibri"/>
+          <w:noProof/>
           <w:color w:val="000000" w:themeColor="text1"/>
         </w:rPr>
         <w:drawing>
@@ -4316,30 +4215,14 @@
           <w:bCs/>
           <w:color w:val="000000" w:themeColor="text1"/>
         </w:rPr>
-        <w:t xml:space="preserve">Adding impurity </w:t>
-      </w:r>
-      <w:r>
-        <w:rPr>
-          <w:rFonts w:ascii="Calibri" w:hAnsi="Calibri" w:cs="Calibri"/>
-          <w:b/>
-          <w:bCs/>
-          <w:color w:val="000000" w:themeColor="text1"/>
-        </w:rPr>
-        <w:t>atoms</w:t>
-      </w:r>
-      <w:r>
-        <w:rPr>
-          <w:rFonts w:ascii="Calibri" w:hAnsi="Calibri" w:cs="Calibri"/>
-          <w:color w:val="000000" w:themeColor="text1"/>
-        </w:rPr>
-        <w:t>:</w:t>
-      </w:r>
-      <w:r>
-        <w:rPr>
-          <w:rFonts w:ascii="Calibri" w:hAnsi="Calibri" w:cs="Calibri"/>
-          <w:color w:val="000000" w:themeColor="text1"/>
-        </w:rPr>
-        <w:t xml:space="preserve"> this disrupts the regular atomic structure and scatters electrons, making it harder for current to flow.</w:t>
+        <w:t>Adding impurity atoms</w:t>
+      </w:r>
+      <w:r>
+        <w:rPr>
+          <w:rFonts w:ascii="Calibri" w:hAnsi="Calibri" w:cs="Calibri"/>
+          <w:color w:val="000000" w:themeColor="text1"/>
+        </w:rPr>
+        <w:t>: this disrupts the regular atomic structure and scatters electrons, making it harder for current to flow.</w:t>
       </w:r>
     </w:p>
     <w:p>
@@ -4360,30 +4243,14 @@
           <w:bCs/>
           <w:color w:val="000000" w:themeColor="text1"/>
         </w:rPr>
-        <w:t xml:space="preserve">Mechanical </w:t>
-      </w:r>
-      <w:r>
-        <w:rPr>
-          <w:rFonts w:ascii="Calibri" w:hAnsi="Calibri" w:cs="Calibri"/>
-          <w:b/>
-          <w:bCs/>
-          <w:color w:val="000000" w:themeColor="text1"/>
-        </w:rPr>
-        <w:t>deformation</w:t>
-      </w:r>
-      <w:r>
-        <w:rPr>
-          <w:rFonts w:ascii="Calibri" w:hAnsi="Calibri" w:cs="Calibri"/>
-          <w:color w:val="000000" w:themeColor="text1"/>
-        </w:rPr>
-        <w:t>:</w:t>
-      </w:r>
-      <w:r>
-        <w:rPr>
-          <w:rFonts w:ascii="Calibri" w:hAnsi="Calibri" w:cs="Calibri"/>
-          <w:color w:val="000000" w:themeColor="text1"/>
-        </w:rPr>
-        <w:t xml:space="preserve"> plastically deformed copper has more defects, which also increase resistivity.</w:t>
+        <w:t>Mechanical deformation</w:t>
+      </w:r>
+      <w:r>
+        <w:rPr>
+          <w:rFonts w:ascii="Calibri" w:hAnsi="Calibri" w:cs="Calibri"/>
+          <w:color w:val="000000" w:themeColor="text1"/>
+        </w:rPr>
+        <w:t>: plastically deformed copper has more defects, which also increase resistivity.</w:t>
       </w:r>
     </w:p>
     <w:p>
@@ -4475,7 +4342,7 @@
           <w:noProof/>
         </w:rPr>
         <w:drawing>
-          <wp:anchor distT="0" distB="0" distL="114300" distR="114300" simplePos="0" relativeHeight="251661312" behindDoc="0" locked="0" layoutInCell="1" allowOverlap="1" wp14:anchorId="12B7557E" wp14:editId="15E1363C">
+          <wp:anchor distT="0" distB="0" distL="114300" distR="114300" simplePos="0" relativeHeight="251661312" behindDoc="0" locked="0" layoutInCell="1" allowOverlap="1" wp14:anchorId="12B7557E" wp14:editId="69D68185">
             <wp:simplePos x="0" y="0"/>
             <wp:positionH relativeFrom="column">
               <wp:posOffset>3958717</wp:posOffset>
@@ -4836,6 +4703,7 @@
       <w:r>
         <w:rPr>
           <w:rFonts w:ascii="Calibri" w:hAnsi="Calibri" w:cs="Calibri"/>
+          <w:noProof/>
           <w:color w:val="000000" w:themeColor="text1"/>
         </w:rPr>
         <w:drawing>
@@ -5155,22 +5023,13 @@
           <w:bCs/>
           <w:color w:val="196B24" w:themeColor="accent3"/>
         </w:rPr>
-        <w:t xml:space="preserve">- </w:t>
-      </w:r>
-      <w:r>
-        <w:rPr>
-          <w:rFonts w:ascii="Calibri" w:hAnsi="Calibri" w:cs="Calibri"/>
-          <w:b/>
-          <w:bCs/>
+        <w:t>- return to their original shape after unloading meaning they are elastic, not plastic.</w:t>
+      </w:r>
+      <w:r>
+        <w:rPr>
+          <w:rFonts w:ascii="Calibri" w:hAnsi="Calibri" w:cs="Calibri"/>
           <w:color w:val="196B24" w:themeColor="accent3"/>
         </w:rPr>
-        <w:t>return to their original shape after unloading meaning they are elastic, not plastic.</w:t>
-      </w:r>
-      <w:r>
-        <w:rPr>
-          <w:rFonts w:ascii="Calibri" w:hAnsi="Calibri" w:cs="Calibri"/>
-          <w:color w:val="196B24" w:themeColor="accent3"/>
-        </w:rPr>
         <w:br/>
       </w:r>
       <w:r>
@@ -5223,6 +5082,7 @@
       <w:r>
         <w:rPr>
           <w:rFonts w:ascii="Calibri" w:hAnsi="Calibri" w:cs="Calibri"/>
+          <w:noProof/>
           <w:color w:val="000000" w:themeColor="text1"/>
         </w:rPr>
         <w:drawing>
@@ -6290,6 +6150,7 @@
       <w:r>
         <w:rPr>
           <w:rFonts w:ascii="Calibri" w:eastAsia="Times New Roman" w:hAnsi="Calibri" w:cs="Calibri"/>
+          <w:noProof/>
           <w:kern w:val="0"/>
           <w:lang w:eastAsia="en-GB"/>
           <w14:ligatures w14:val="none"/>
@@ -6592,19 +6453,7 @@
           <w:lang w:eastAsia="en-GB"/>
           <w14:ligatures w14:val="none"/>
         </w:rPr>
-        <w:t xml:space="preserve">2. </w:t>
-      </w:r>
-      <w:r>
-        <w:rPr>
-          <w:rFonts w:ascii="Calibri" w:eastAsia="Times New Roman" w:hAnsi="Calibri" w:cs="Calibri"/>
-          <w:b/>
-          <w:bCs/>
-          <w:color w:val="A02B93" w:themeColor="accent5"/>
-          <w:kern w:val="0"/>
-          <w:lang w:eastAsia="en-GB"/>
-          <w14:ligatures w14:val="none"/>
-        </w:rPr>
-        <w:t>Why are metals considered ductile, and how does this ductility affect both their failure behaviour and their susceptibility to fatigue?</w:t>
+        <w:t>2. Why are metals considered ductile, and how does this ductility affect both their failure behaviour and their susceptibility to fatigue?</w:t>
       </w:r>
     </w:p>
     <w:p>
@@ -7556,19 +7405,7 @@
           <w:lang w:eastAsia="en-GB"/>
           <w14:ligatures w14:val="none"/>
         </w:rPr>
-        <w:t xml:space="preserve">4. </w:t>
-      </w:r>
-      <w:r>
-        <w:rPr>
-          <w:rFonts w:ascii="Calibri" w:eastAsia="Times New Roman" w:hAnsi="Calibri" w:cs="Calibri"/>
-          <w:b/>
-          <w:bCs/>
-          <w:color w:val="A02B93" w:themeColor="accent5"/>
-          <w:kern w:val="0"/>
-          <w:lang w:eastAsia="en-GB"/>
-          <w14:ligatures w14:val="none"/>
-        </w:rPr>
-        <w:t>Why are ceramics and glasses considered difficult to design with, and what properties make them suitable for specific applications like cutting tools or bearings?</w:t>
+        <w:t>4. Why are ceramics and glasses considered difficult to design with, and what properties make them suitable for specific applications like cutting tools or bearings?</w:t>
       </w:r>
     </w:p>
     <w:p>
@@ -7588,6 +7425,7 @@
           <w:rFonts w:ascii="Calibri" w:eastAsia="Times New Roman" w:hAnsi="Calibri" w:cs="Calibri"/>
           <w:b/>
           <w:bCs/>
+          <w:noProof/>
           <w:color w:val="A02B93" w:themeColor="accent5"/>
           <w:kern w:val="0"/>
           <w:lang w:eastAsia="en-GB"/>
@@ -8002,19 +7840,7 @@
           <w:lang w:eastAsia="en-GB"/>
           <w14:ligatures w14:val="none"/>
         </w:rPr>
-        <w:t xml:space="preserve">5. </w:t>
-      </w:r>
-      <w:r>
-        <w:rPr>
-          <w:rFonts w:ascii="Calibri" w:eastAsia="Times New Roman" w:hAnsi="Calibri" w:cs="Calibri"/>
-          <w:b/>
-          <w:bCs/>
-          <w:color w:val="0F9ED5" w:themeColor="accent4"/>
-          <w:kern w:val="0"/>
-          <w:lang w:eastAsia="en-GB"/>
-          <w14:ligatures w14:val="none"/>
-        </w:rPr>
-        <w:t>Polymers are much lighter and have much lower stiffness than metals, yet some are nearly as strong.</w:t>
+        <w:t>5. Polymers are much lighter and have much lower stiffness than metals, yet some are nearly as strong.</w:t>
       </w:r>
       <w:r>
         <w:rPr>
@@ -8046,6 +7872,7 @@
           <w:rFonts w:ascii="Calibri" w:eastAsia="Times New Roman" w:hAnsi="Calibri" w:cs="Calibri"/>
           <w:b/>
           <w:bCs/>
+          <w:noProof/>
           <w:color w:val="000000" w:themeColor="text1"/>
           <w:kern w:val="0"/>
           <w:lang w:eastAsia="en-GB"/>
@@ -8313,28 +8140,20 @@
           <w:bCs/>
           <w:color w:val="0F9ED5" w:themeColor="accent4"/>
         </w:rPr>
-        <w:t xml:space="preserve">6. </w:t>
-      </w:r>
-      <w:r>
-        <w:rPr>
-          <w:rFonts w:ascii="Calibri" w:hAnsi="Calibri" w:cs="Calibri"/>
-          <w:b/>
-          <w:bCs/>
-          <w:color w:val="0F9ED5" w:themeColor="accent4"/>
-        </w:rPr>
-        <w:t>What makes polymers temperature-sensitive, and how does this affect their mechanical performance across different conditions?</w:t>
-      </w:r>
-    </w:p>
-    <w:p>
-      <w:pPr>
-        <w:rPr>
-          <w:rFonts w:ascii="Calibri" w:hAnsi="Calibri" w:cs="Calibri"/>
-          <w:color w:val="000000" w:themeColor="text1"/>
-        </w:rPr>
-      </w:pPr>
-      <w:r>
-        <w:rPr>
-          <w:rFonts w:ascii="Calibri" w:hAnsi="Calibri" w:cs="Calibri"/>
+        <w:t>6. What makes polymers temperature-sensitive, and how does this affect their mechanical performance across different conditions?</w:t>
+      </w:r>
+    </w:p>
+    <w:p>
+      <w:pPr>
+        <w:rPr>
+          <w:rFonts w:ascii="Calibri" w:hAnsi="Calibri" w:cs="Calibri"/>
+          <w:color w:val="000000" w:themeColor="text1"/>
+        </w:rPr>
+      </w:pPr>
+      <w:r>
+        <w:rPr>
+          <w:rFonts w:ascii="Calibri" w:hAnsi="Calibri" w:cs="Calibri"/>
+          <w:noProof/>
           <w:color w:val="000000" w:themeColor="text1"/>
         </w:rPr>
         <w:drawing>
@@ -8702,6 +8521,7 @@
           <w:rFonts w:ascii="Calibri" w:hAnsi="Calibri" w:cs="Calibri"/>
           <w:b/>
           <w:bCs/>
+          <w:noProof/>
           <w:color w:val="0F9ED5" w:themeColor="accent4"/>
         </w:rPr>
         <w:drawing>
@@ -8775,16 +8595,7 @@
           <w:bCs/>
           <w:color w:val="0F9ED5" w:themeColor="accent4"/>
         </w:rPr>
-        <w:t xml:space="preserve">7. </w:t>
-      </w:r>
-      <w:r>
-        <w:rPr>
-          <w:rFonts w:ascii="Calibri" w:hAnsi="Calibri" w:cs="Calibri"/>
-          <w:b/>
-          <w:bCs/>
-          <w:color w:val="0F9ED5" w:themeColor="accent4"/>
-        </w:rPr>
-        <w:t>Why are polymers considered efficient for manufacturing, and what features make them particularly useful in product design and assembly?</w:t>
+        <w:t>7. Why are polymers considered efficient for manufacturing, and what features make them particularly useful in product design and assembly?</w:t>
       </w:r>
     </w:p>
     <w:p>
@@ -9431,7 +9242,7 @@
           <w:bCs/>
           <w:color w:val="CC0099"/>
         </w:rPr>
-        <w:t xml:space="preserve">8. </w:t>
+        <w:t>8. What makes elastomers different from other polymers, and how does their stress–strain behaviour reflect this?</w:t>
       </w:r>
       <w:r>
         <w:rPr>
@@ -9440,15 +9251,6 @@
           <w:bCs/>
           <w:color w:val="CC0099"/>
         </w:rPr>
-        <w:t>What makes elastomers different from other polymers, and how does their stress–strain behaviour reflect this?</w:t>
-      </w:r>
-      <w:r>
-        <w:rPr>
-          <w:rFonts w:ascii="Calibri" w:hAnsi="Calibri" w:cs="Calibri"/>
-          <w:b/>
-          <w:bCs/>
-          <w:color w:val="CC0099"/>
-        </w:rPr>
         <w:t xml:space="preserve"> </w:t>
       </w:r>
     </w:p>
@@ -9475,6 +9277,9 @@
         </w:rPr>
       </w:pPr>
       <w:r>
+        <w:rPr>
+          <w:noProof/>
+        </w:rPr>
         <w:drawing>
           <wp:anchor distT="0" distB="0" distL="114300" distR="114300" simplePos="0" relativeHeight="251678720" behindDoc="0" locked="0" layoutInCell="1" allowOverlap="1" wp14:anchorId="73A06D1F" wp14:editId="56ECD1FA">
             <wp:simplePos x="0" y="0"/>
@@ -9741,6 +9546,447 @@
         <w:t>The polymer should be lightly cross-linked.</w:t>
       </w:r>
     </w:p>
+    <w:tbl>
+      <w:tblPr>
+        <w:tblStyle w:val="GridTable4-Accent2"/>
+        <w:tblW w:w="0" w:type="auto"/>
+        <w:jc w:val="center"/>
+        <w:tblLook w:val="04A0" w:firstRow="1" w:lastRow="0" w:firstColumn="1" w:lastColumn="0" w:noHBand="0" w:noVBand="1"/>
+      </w:tblPr>
+      <w:tblGrid>
+        <w:gridCol w:w="2788"/>
+        <w:gridCol w:w="6311"/>
+      </w:tblGrid>
+      <w:tr>
+        <w:trPr>
+          <w:cnfStyle w:val="100000000000" w:firstRow="1" w:lastRow="0" w:firstColumn="0" w:lastColumn="0" w:oddVBand="0" w:evenVBand="0" w:oddHBand="0" w:evenHBand="0" w:firstRowFirstColumn="0" w:firstRowLastColumn="0" w:lastRowFirstColumn="0" w:lastRowLastColumn="0"/>
+          <w:jc w:val="center"/>
+        </w:trPr>
+        <w:tc>
+          <w:tcPr>
+            <w:cnfStyle w:val="001000000000" w:firstRow="0" w:lastRow="0" w:firstColumn="1" w:lastColumn="0" w:oddVBand="0" w:evenVBand="0" w:oddHBand="0" w:evenHBand="0" w:firstRowFirstColumn="0" w:firstRowLastColumn="0" w:lastRowFirstColumn="0" w:lastRowLastColumn="0"/>
+            <w:tcW w:w="0" w:type="auto"/>
+            <w:hideMark/>
+          </w:tcPr>
+          <w:p>
+            <w:pPr>
+              <w:spacing w:after="160" w:line="259" w:lineRule="auto"/>
+              <w:rPr>
+                <w:rFonts w:ascii="Calibri" w:hAnsi="Calibri" w:cs="Calibri"/>
+                <w:color w:val="000000" w:themeColor="text1"/>
+              </w:rPr>
+            </w:pPr>
+            <w:r>
+              <w:rPr>
+                <w:rFonts w:ascii="Calibri" w:hAnsi="Calibri" w:cs="Calibri"/>
+                <w:color w:val="000000" w:themeColor="text1"/>
+              </w:rPr>
+              <w:t>Property</w:t>
+            </w:r>
+          </w:p>
+        </w:tc>
+        <w:tc>
+          <w:tcPr>
+            <w:tcW w:w="0" w:type="auto"/>
+            <w:hideMark/>
+          </w:tcPr>
+          <w:p>
+            <w:pPr>
+              <w:spacing w:after="160" w:line="259" w:lineRule="auto"/>
+              <w:cnfStyle w:val="100000000000" w:firstRow="1" w:lastRow="0" w:firstColumn="0" w:lastColumn="0" w:oddVBand="0" w:evenVBand="0" w:oddHBand="0" w:evenHBand="0" w:firstRowFirstColumn="0" w:firstRowLastColumn="0" w:lastRowFirstColumn="0" w:lastRowLastColumn="0"/>
+              <w:rPr>
+                <w:rFonts w:ascii="Calibri" w:hAnsi="Calibri" w:cs="Calibri"/>
+                <w:color w:val="000000" w:themeColor="text1"/>
+              </w:rPr>
+            </w:pPr>
+            <w:r>
+              <w:rPr>
+                <w:rFonts w:ascii="Calibri" w:hAnsi="Calibri" w:cs="Calibri"/>
+                <w:color w:val="000000" w:themeColor="text1"/>
+              </w:rPr>
+              <w:t>Description</w:t>
+            </w:r>
+          </w:p>
+        </w:tc>
+      </w:tr>
+      <w:tr>
+        <w:trPr>
+          <w:cnfStyle w:val="000000100000" w:firstRow="0" w:lastRow="0" w:firstColumn="0" w:lastColumn="0" w:oddVBand="0" w:evenVBand="0" w:oddHBand="1" w:evenHBand="0" w:firstRowFirstColumn="0" w:firstRowLastColumn="0" w:lastRowFirstColumn="0" w:lastRowLastColumn="0"/>
+          <w:jc w:val="center"/>
+        </w:trPr>
+        <w:tc>
+          <w:tcPr>
+            <w:cnfStyle w:val="001000000000" w:firstRow="0" w:lastRow="0" w:firstColumn="1" w:lastColumn="0" w:oddVBand="0" w:evenVBand="0" w:oddHBand="0" w:evenHBand="0" w:firstRowFirstColumn="0" w:firstRowLastColumn="0" w:lastRowFirstColumn="0" w:lastRowLastColumn="0"/>
+            <w:tcW w:w="0" w:type="auto"/>
+            <w:hideMark/>
+          </w:tcPr>
+          <w:p>
+            <w:pPr>
+              <w:spacing w:after="160" w:line="259" w:lineRule="auto"/>
+              <w:rPr>
+                <w:rFonts w:ascii="Calibri" w:hAnsi="Calibri" w:cs="Calibri"/>
+                <w:color w:val="000000" w:themeColor="text1"/>
+              </w:rPr>
+            </w:pPr>
+            <w:r>
+              <w:rPr>
+                <w:rFonts w:ascii="Segoe UI Emoji" w:hAnsi="Segoe UI Emoji" w:cs="Segoe UI Emoji"/>
+                <w:color w:val="000000" w:themeColor="text1"/>
+              </w:rPr>
+              <w:t>🔄</w:t>
+            </w:r>
+            <w:r>
+              <w:rPr>
+                <w:rFonts w:ascii="Calibri" w:hAnsi="Calibri" w:cs="Calibri"/>
+                <w:color w:val="000000" w:themeColor="text1"/>
+              </w:rPr>
+              <w:t xml:space="preserve"> Elasticity</w:t>
+            </w:r>
+          </w:p>
+        </w:tc>
+        <w:tc>
+          <w:tcPr>
+            <w:tcW w:w="0" w:type="auto"/>
+            <w:hideMark/>
+          </w:tcPr>
+          <w:p>
+            <w:pPr>
+              <w:spacing w:after="160" w:line="259" w:lineRule="auto"/>
+              <w:cnfStyle w:val="000000100000" w:firstRow="0" w:lastRow="0" w:firstColumn="0" w:lastColumn="0" w:oddVBand="0" w:evenVBand="0" w:oddHBand="1" w:evenHBand="0" w:firstRowFirstColumn="0" w:firstRowLastColumn="0" w:lastRowFirstColumn="0" w:lastRowLastColumn="0"/>
+              <w:rPr>
+                <w:rFonts w:ascii="Calibri" w:hAnsi="Calibri" w:cs="Calibri"/>
+                <w:color w:val="000000" w:themeColor="text1"/>
+              </w:rPr>
+            </w:pPr>
+            <w:r>
+              <w:rPr>
+                <w:rFonts w:ascii="Calibri" w:hAnsi="Calibri" w:cs="Calibri"/>
+                <w:color w:val="000000" w:themeColor="text1"/>
+              </w:rPr>
+              <w:t>Can stretch to several times their original length and return to shape</w:t>
+            </w:r>
+          </w:p>
+        </w:tc>
+      </w:tr>
+      <w:tr>
+        <w:trPr>
+          <w:jc w:val="center"/>
+        </w:trPr>
+        <w:tc>
+          <w:tcPr>
+            <w:cnfStyle w:val="001000000000" w:firstRow="0" w:lastRow="0" w:firstColumn="1" w:lastColumn="0" w:oddVBand="0" w:evenVBand="0" w:oddHBand="0" w:evenHBand="0" w:firstRowFirstColumn="0" w:firstRowLastColumn="0" w:lastRowFirstColumn="0" w:lastRowLastColumn="0"/>
+            <w:tcW w:w="0" w:type="auto"/>
+            <w:hideMark/>
+          </w:tcPr>
+          <w:p>
+            <w:pPr>
+              <w:spacing w:after="160" w:line="259" w:lineRule="auto"/>
+              <w:rPr>
+                <w:rFonts w:ascii="Calibri" w:hAnsi="Calibri" w:cs="Calibri"/>
+                <w:color w:val="000000" w:themeColor="text1"/>
+              </w:rPr>
+            </w:pPr>
+            <w:r>
+              <w:rPr>
+                <w:rFonts w:ascii="Segoe UI Emoji" w:hAnsi="Segoe UI Emoji" w:cs="Segoe UI Emoji"/>
+                <w:color w:val="000000" w:themeColor="text1"/>
+              </w:rPr>
+              <w:t>📉</w:t>
+            </w:r>
+            <w:r>
+              <w:rPr>
+                <w:rFonts w:ascii="Calibri" w:hAnsi="Calibri" w:cs="Calibri"/>
+                <w:color w:val="000000" w:themeColor="text1"/>
+              </w:rPr>
+              <w:t xml:space="preserve"> Low Modulus</w:t>
+            </w:r>
+          </w:p>
+        </w:tc>
+        <w:tc>
+          <w:tcPr>
+            <w:tcW w:w="0" w:type="auto"/>
+            <w:hideMark/>
+          </w:tcPr>
+          <w:p>
+            <w:pPr>
+              <w:spacing w:after="160" w:line="259" w:lineRule="auto"/>
+              <w:cnfStyle w:val="000000000000" w:firstRow="0" w:lastRow="0" w:firstColumn="0" w:lastColumn="0" w:oddVBand="0" w:evenVBand="0" w:oddHBand="0" w:evenHBand="0" w:firstRowFirstColumn="0" w:firstRowLastColumn="0" w:lastRowFirstColumn="0" w:lastRowLastColumn="0"/>
+              <w:rPr>
+                <w:rFonts w:ascii="Calibri" w:hAnsi="Calibri" w:cs="Calibri"/>
+                <w:color w:val="000000" w:themeColor="text1"/>
+              </w:rPr>
+            </w:pPr>
+            <w:r>
+              <w:rPr>
+                <w:rFonts w:ascii="Calibri" w:hAnsi="Calibri" w:cs="Calibri"/>
+                <w:color w:val="000000" w:themeColor="text1"/>
+              </w:rPr>
+              <w:t>Very low Young’s Modulus — soft and flexible materials</w:t>
+            </w:r>
+          </w:p>
+        </w:tc>
+      </w:tr>
+      <w:tr>
+        <w:trPr>
+          <w:cnfStyle w:val="000000100000" w:firstRow="0" w:lastRow="0" w:firstColumn="0" w:lastColumn="0" w:oddVBand="0" w:evenVBand="0" w:oddHBand="1" w:evenHBand="0" w:firstRowFirstColumn="0" w:firstRowLastColumn="0" w:lastRowFirstColumn="0" w:lastRowLastColumn="0"/>
+          <w:jc w:val="center"/>
+        </w:trPr>
+        <w:tc>
+          <w:tcPr>
+            <w:cnfStyle w:val="001000000000" w:firstRow="0" w:lastRow="0" w:firstColumn="1" w:lastColumn="0" w:oddVBand="0" w:evenVBand="0" w:oddHBand="0" w:evenHBand="0" w:firstRowFirstColumn="0" w:firstRowLastColumn="0" w:lastRowFirstColumn="0" w:lastRowLastColumn="0"/>
+            <w:tcW w:w="0" w:type="auto"/>
+            <w:hideMark/>
+          </w:tcPr>
+          <w:p>
+            <w:pPr>
+              <w:spacing w:after="160" w:line="259" w:lineRule="auto"/>
+              <w:rPr>
+                <w:rFonts w:ascii="Calibri" w:hAnsi="Calibri" w:cs="Calibri"/>
+                <w:color w:val="000000" w:themeColor="text1"/>
+              </w:rPr>
+            </w:pPr>
+            <w:r>
+              <w:rPr>
+                <w:rFonts w:ascii="Segoe UI Emoji" w:hAnsi="Segoe UI Emoji" w:cs="Segoe UI Emoji"/>
+                <w:color w:val="000000" w:themeColor="text1"/>
+              </w:rPr>
+              <w:t>💡</w:t>
+            </w:r>
+            <w:r>
+              <w:rPr>
+                <w:rFonts w:ascii="Calibri" w:hAnsi="Calibri" w:cs="Calibri"/>
+                <w:color w:val="000000" w:themeColor="text1"/>
+              </w:rPr>
+              <w:t xml:space="preserve"> Hardness</w:t>
+            </w:r>
+          </w:p>
+        </w:tc>
+        <w:tc>
+          <w:tcPr>
+            <w:tcW w:w="0" w:type="auto"/>
+            <w:hideMark/>
+          </w:tcPr>
+          <w:p>
+            <w:pPr>
+              <w:spacing w:after="160" w:line="259" w:lineRule="auto"/>
+              <w:cnfStyle w:val="000000100000" w:firstRow="0" w:lastRow="0" w:firstColumn="0" w:lastColumn="0" w:oddVBand="0" w:evenVBand="0" w:oddHBand="1" w:evenHBand="0" w:firstRowFirstColumn="0" w:firstRowLastColumn="0" w:lastRowFirstColumn="0" w:lastRowLastColumn="0"/>
+              <w:rPr>
+                <w:rFonts w:ascii="Calibri" w:hAnsi="Calibri" w:cs="Calibri"/>
+                <w:color w:val="000000" w:themeColor="text1"/>
+              </w:rPr>
+            </w:pPr>
+            <w:r>
+              <w:rPr>
+                <w:rFonts w:ascii="Calibri" w:hAnsi="Calibri" w:cs="Calibri"/>
+                <w:b/>
+                <w:bCs/>
+                <w:color w:val="000000" w:themeColor="text1"/>
+              </w:rPr>
+              <w:t>Approximates modulus</w:t>
+            </w:r>
+            <w:r>
+              <w:rPr>
+                <w:rFonts w:ascii="Calibri" w:hAnsi="Calibri" w:cs="Calibri"/>
+                <w:color w:val="000000" w:themeColor="text1"/>
+              </w:rPr>
+              <w:t xml:space="preserve">, especially using </w:t>
+            </w:r>
+            <w:r>
+              <w:rPr>
+                <w:rFonts w:ascii="Calibri" w:hAnsi="Calibri" w:cs="Calibri"/>
+                <w:b/>
+                <w:bCs/>
+                <w:color w:val="000000" w:themeColor="text1"/>
+              </w:rPr>
+              <w:t>Shore A hardness scale</w:t>
+            </w:r>
+          </w:p>
+        </w:tc>
+      </w:tr>
+      <w:tr>
+        <w:trPr>
+          <w:jc w:val="center"/>
+        </w:trPr>
+        <w:tc>
+          <w:tcPr>
+            <w:cnfStyle w:val="001000000000" w:firstRow="0" w:lastRow="0" w:firstColumn="1" w:lastColumn="0" w:oddVBand="0" w:evenVBand="0" w:oddHBand="0" w:evenHBand="0" w:firstRowFirstColumn="0" w:firstRowLastColumn="0" w:lastRowFirstColumn="0" w:lastRowLastColumn="0"/>
+            <w:tcW w:w="0" w:type="auto"/>
+            <w:hideMark/>
+          </w:tcPr>
+          <w:p>
+            <w:pPr>
+              <w:spacing w:after="160" w:line="259" w:lineRule="auto"/>
+              <w:rPr>
+                <w:rFonts w:ascii="Calibri" w:hAnsi="Calibri" w:cs="Calibri"/>
+                <w:color w:val="000000" w:themeColor="text1"/>
+              </w:rPr>
+            </w:pPr>
+            <w:r>
+              <w:rPr>
+                <w:rFonts w:ascii="Segoe UI Emoji" w:hAnsi="Segoe UI Emoji" w:cs="Segoe UI Emoji"/>
+                <w:color w:val="000000" w:themeColor="text1"/>
+              </w:rPr>
+              <w:t>⌛</w:t>
+            </w:r>
+            <w:r>
+              <w:rPr>
+                <w:rFonts w:ascii="Calibri" w:hAnsi="Calibri" w:cs="Calibri"/>
+                <w:color w:val="000000" w:themeColor="text1"/>
+              </w:rPr>
+              <w:t xml:space="preserve"> Poor Creep Resistance</w:t>
+            </w:r>
+          </w:p>
+        </w:tc>
+        <w:tc>
+          <w:tcPr>
+            <w:tcW w:w="0" w:type="auto"/>
+            <w:hideMark/>
+          </w:tcPr>
+          <w:p>
+            <w:pPr>
+              <w:spacing w:after="160" w:line="259" w:lineRule="auto"/>
+              <w:cnfStyle w:val="000000000000" w:firstRow="0" w:lastRow="0" w:firstColumn="0" w:lastColumn="0" w:oddVBand="0" w:evenVBand="0" w:oddHBand="0" w:evenHBand="0" w:firstRowFirstColumn="0" w:firstRowLastColumn="0" w:lastRowFirstColumn="0" w:lastRowLastColumn="0"/>
+              <w:rPr>
+                <w:rFonts w:ascii="Calibri" w:hAnsi="Calibri" w:cs="Calibri"/>
+                <w:color w:val="000000" w:themeColor="text1"/>
+              </w:rPr>
+            </w:pPr>
+            <w:r>
+              <w:rPr>
+                <w:rFonts w:ascii="Calibri" w:hAnsi="Calibri" w:cs="Calibri"/>
+                <w:color w:val="000000" w:themeColor="text1"/>
+              </w:rPr>
+              <w:t>They deform slowly under constant stress</w:t>
+            </w:r>
+          </w:p>
+        </w:tc>
+      </w:tr>
+      <w:tr>
+        <w:trPr>
+          <w:cnfStyle w:val="000000100000" w:firstRow="0" w:lastRow="0" w:firstColumn="0" w:lastColumn="0" w:oddVBand="0" w:evenVBand="0" w:oddHBand="1" w:evenHBand="0" w:firstRowFirstColumn="0" w:firstRowLastColumn="0" w:lastRowFirstColumn="0" w:lastRowLastColumn="0"/>
+          <w:jc w:val="center"/>
+        </w:trPr>
+        <w:tc>
+          <w:tcPr>
+            <w:cnfStyle w:val="001000000000" w:firstRow="0" w:lastRow="0" w:firstColumn="1" w:lastColumn="0" w:oddVBand="0" w:evenVBand="0" w:oddHBand="0" w:evenHBand="0" w:firstRowFirstColumn="0" w:firstRowLastColumn="0" w:lastRowFirstColumn="0" w:lastRowLastColumn="0"/>
+            <w:tcW w:w="0" w:type="auto"/>
+            <w:hideMark/>
+          </w:tcPr>
+          <w:p>
+            <w:pPr>
+              <w:spacing w:after="160" w:line="259" w:lineRule="auto"/>
+              <w:rPr>
+                <w:rFonts w:ascii="Calibri" w:hAnsi="Calibri" w:cs="Calibri"/>
+                <w:color w:val="000000" w:themeColor="text1"/>
+              </w:rPr>
+            </w:pPr>
+            <w:r>
+              <w:rPr>
+                <w:rFonts w:ascii="Segoe UI Emoji" w:hAnsi="Segoe UI Emoji" w:cs="Segoe UI Emoji"/>
+                <w:color w:val="000000" w:themeColor="text1"/>
+              </w:rPr>
+              <w:t>🔄</w:t>
+            </w:r>
+            <w:r>
+              <w:rPr>
+                <w:rFonts w:ascii="Calibri" w:hAnsi="Calibri" w:cs="Calibri"/>
+                <w:color w:val="000000" w:themeColor="text1"/>
+              </w:rPr>
+              <w:t xml:space="preserve"> Good Fatigue Resistance</w:t>
+            </w:r>
+          </w:p>
+        </w:tc>
+        <w:tc>
+          <w:tcPr>
+            <w:tcW w:w="0" w:type="auto"/>
+            <w:hideMark/>
+          </w:tcPr>
+          <w:p>
+            <w:pPr>
+              <w:spacing w:after="160" w:line="259" w:lineRule="auto"/>
+              <w:cnfStyle w:val="000000100000" w:firstRow="0" w:lastRow="0" w:firstColumn="0" w:lastColumn="0" w:oddVBand="0" w:evenVBand="0" w:oddHBand="1" w:evenHBand="0" w:firstRowFirstColumn="0" w:firstRowLastColumn="0" w:lastRowFirstColumn="0" w:lastRowLastColumn="0"/>
+              <w:rPr>
+                <w:rFonts w:ascii="Calibri" w:hAnsi="Calibri" w:cs="Calibri"/>
+                <w:color w:val="000000" w:themeColor="text1"/>
+              </w:rPr>
+            </w:pPr>
+            <w:r>
+              <w:rPr>
+                <w:rFonts w:ascii="Calibri" w:hAnsi="Calibri" w:cs="Calibri"/>
+                <w:color w:val="000000" w:themeColor="text1"/>
+              </w:rPr>
+              <w:t>Can undergo repeated deformation cycles (e.g. rubber bands)</w:t>
+            </w:r>
+          </w:p>
+        </w:tc>
+      </w:tr>
+      <w:tr>
+        <w:trPr>
+          <w:jc w:val="center"/>
+        </w:trPr>
+        <w:tc>
+          <w:tcPr>
+            <w:cnfStyle w:val="001000000000" w:firstRow="0" w:lastRow="0" w:firstColumn="1" w:lastColumn="0" w:oddVBand="0" w:evenVBand="0" w:oddHBand="0" w:evenHBand="0" w:firstRowFirstColumn="0" w:firstRowLastColumn="0" w:lastRowFirstColumn="0" w:lastRowLastColumn="0"/>
+            <w:tcW w:w="0" w:type="auto"/>
+            <w:hideMark/>
+          </w:tcPr>
+          <w:p>
+            <w:pPr>
+              <w:spacing w:after="160" w:line="259" w:lineRule="auto"/>
+              <w:rPr>
+                <w:rFonts w:ascii="Calibri" w:hAnsi="Calibri" w:cs="Calibri"/>
+                <w:color w:val="000000" w:themeColor="text1"/>
+              </w:rPr>
+            </w:pPr>
+            <w:r>
+              <w:rPr>
+                <w:rFonts w:ascii="Segoe UI Emoji" w:hAnsi="Segoe UI Emoji" w:cs="Segoe UI Emoji"/>
+                <w:color w:val="000000" w:themeColor="text1"/>
+              </w:rPr>
+              <w:t>🧊</w:t>
+            </w:r>
+            <w:r>
+              <w:rPr>
+                <w:rFonts w:ascii="Calibri" w:hAnsi="Calibri" w:cs="Calibri"/>
+                <w:color w:val="000000" w:themeColor="text1"/>
+              </w:rPr>
+              <w:t xml:space="preserve"> Glass Transition</w:t>
+            </w:r>
+          </w:p>
+        </w:tc>
+        <w:tc>
+          <w:tcPr>
+            <w:tcW w:w="0" w:type="auto"/>
+            <w:hideMark/>
+          </w:tcPr>
+          <w:p>
+            <w:pPr>
+              <w:spacing w:after="160" w:line="259" w:lineRule="auto"/>
+              <w:cnfStyle w:val="000000000000" w:firstRow="0" w:lastRow="0" w:firstColumn="0" w:lastColumn="0" w:oddVBand="0" w:evenVBand="0" w:oddHBand="0" w:evenHBand="0" w:firstRowFirstColumn="0" w:firstRowLastColumn="0" w:lastRowFirstColumn="0" w:lastRowLastColumn="0"/>
+              <w:rPr>
+                <w:rFonts w:ascii="Calibri" w:hAnsi="Calibri" w:cs="Calibri"/>
+                <w:color w:val="000000" w:themeColor="text1"/>
+              </w:rPr>
+            </w:pPr>
+            <w:r>
+              <w:rPr>
+                <w:rFonts w:ascii="Calibri" w:hAnsi="Calibri" w:cs="Calibri"/>
+                <w:color w:val="000000" w:themeColor="text1"/>
+              </w:rPr>
+              <w:t>Below a certain temp, they become brittle and hard</w:t>
+            </w:r>
+          </w:p>
+        </w:tc>
+      </w:tr>
+    </w:tbl>
+    <w:p>
+      <w:pPr>
+        <w:rPr>
+          <w:rFonts w:ascii="Calibri" w:hAnsi="Calibri" w:cs="Calibri"/>
+          <w:color w:val="000000" w:themeColor="text1"/>
+        </w:rPr>
+      </w:pPr>
+    </w:p>
     <w:p>
       <w:pPr>
         <w:pStyle w:val="Heading2"/>
@@ -9770,16 +10016,7 @@
           <w:bCs/>
           <w:color w:val="3A3A3A" w:themeColor="background2" w:themeShade="40"/>
         </w:rPr>
-        <w:t xml:space="preserve">10. </w:t>
-      </w:r>
-      <w:r>
-        <w:rPr>
-          <w:rFonts w:ascii="Calibri" w:hAnsi="Calibri" w:cs="Calibri"/>
-          <w:b/>
-          <w:bCs/>
-          <w:color w:val="3A3A3A" w:themeColor="background2" w:themeShade="40"/>
-        </w:rPr>
-        <w:t>What are composites, and how do they combine material classes to enhance performance?</w:t>
+        <w:t>10. What are composites, and how do they combine material classes to enhance performance?</w:t>
       </w:r>
     </w:p>
     <w:p>
@@ -9814,8 +10051,10 @@
           <w:rFonts w:ascii="Calibri" w:hAnsi="Calibri" w:cs="Calibri"/>
           <w:b/>
           <w:bCs/>
+          <w:noProof/>
           <w:color w:val="3A3A3A" w:themeColor="background2" w:themeShade="40"/>
         </w:rPr>
+        <w:lastRenderedPageBreak/>
         <w:drawing>
           <wp:inline distT="0" distB="0" distL="0" distR="0" wp14:anchorId="430B5400" wp14:editId="1BD0C3D7">
             <wp:extent cx="4049486" cy="3033826"/>
@@ -9882,16 +10121,7 @@
           <w:bCs/>
           <w:color w:val="404040" w:themeColor="text1" w:themeTint="BF"/>
         </w:rPr>
-        <w:t xml:space="preserve">11. </w:t>
-      </w:r>
-      <w:r>
-        <w:rPr>
-          <w:rFonts w:ascii="Calibri" w:hAnsi="Calibri" w:cs="Calibri"/>
-          <w:b/>
-          <w:bCs/>
-          <w:color w:val="404040" w:themeColor="text1" w:themeTint="BF"/>
-        </w:rPr>
-        <w:t>What are the main limitations of composites in engineering, and why are they still used despite these drawbacks</w:t>
+        <w:t>11. What are the main limitations of composites in engineering, and why are they still used despite these drawbacks</w:t>
       </w:r>
     </w:p>
     <w:p>
@@ -9989,6 +10219,1118 @@
         </w:rPr>
         <w:t>The designer will use them if the added performance justifies the added cost.</w:t>
       </w:r>
+    </w:p>
+    <w:p>
+      <w:pPr>
+        <w:rPr>
+          <w:rFonts w:ascii="Calibri" w:hAnsi="Calibri" w:cs="Calibri"/>
+          <w:b/>
+          <w:bCs/>
+          <w:color w:val="000000" w:themeColor="text1"/>
+        </w:rPr>
+      </w:pPr>
+    </w:p>
+    <w:tbl>
+      <w:tblPr>
+        <w:tblStyle w:val="GridTable4-Accent4"/>
+        <w:tblW w:w="0" w:type="auto"/>
+        <w:tblLook w:val="04A0" w:firstRow="1" w:lastRow="0" w:firstColumn="1" w:lastColumn="0" w:noHBand="0" w:noVBand="1"/>
+      </w:tblPr>
+      <w:tblGrid>
+        <w:gridCol w:w="1502"/>
+        <w:gridCol w:w="1567"/>
+        <w:gridCol w:w="2626"/>
+        <w:gridCol w:w="2030"/>
+      </w:tblGrid>
+      <w:tr>
+        <w:trPr>
+          <w:cnfStyle w:val="100000000000" w:firstRow="1" w:lastRow="0" w:firstColumn="0" w:lastColumn="0" w:oddVBand="0" w:evenVBand="0" w:oddHBand="0" w:evenHBand="0" w:firstRowFirstColumn="0" w:firstRowLastColumn="0" w:lastRowFirstColumn="0" w:lastRowLastColumn="0"/>
+        </w:trPr>
+        <w:tc>
+          <w:tcPr>
+            <w:cnfStyle w:val="001000000000" w:firstRow="0" w:lastRow="0" w:firstColumn="1" w:lastColumn="0" w:oddVBand="0" w:evenVBand="0" w:oddHBand="0" w:evenHBand="0" w:firstRowFirstColumn="0" w:firstRowLastColumn="0" w:lastRowFirstColumn="0" w:lastRowLastColumn="0"/>
+            <w:tcW w:w="0" w:type="auto"/>
+            <w:hideMark/>
+          </w:tcPr>
+          <w:p>
+            <w:pPr>
+              <w:spacing w:after="160" w:line="259" w:lineRule="auto"/>
+              <w:rPr>
+                <w:rFonts w:ascii="Calibri" w:hAnsi="Calibri" w:cs="Calibri"/>
+                <w:color w:val="000000" w:themeColor="text1"/>
+              </w:rPr>
+            </w:pPr>
+            <w:r>
+              <w:rPr>
+                <w:rFonts w:ascii="Calibri" w:hAnsi="Calibri" w:cs="Calibri"/>
+                <w:color w:val="000000" w:themeColor="text1"/>
+              </w:rPr>
+              <w:t>Feature</w:t>
+            </w:r>
+          </w:p>
+        </w:tc>
+        <w:tc>
+          <w:tcPr>
+            <w:tcW w:w="0" w:type="auto"/>
+            <w:hideMark/>
+          </w:tcPr>
+          <w:p>
+            <w:pPr>
+              <w:spacing w:after="160" w:line="259" w:lineRule="auto"/>
+              <w:cnfStyle w:val="100000000000" w:firstRow="1" w:lastRow="0" w:firstColumn="0" w:lastColumn="0" w:oddVBand="0" w:evenVBand="0" w:oddHBand="0" w:evenHBand="0" w:firstRowFirstColumn="0" w:firstRowLastColumn="0" w:lastRowFirstColumn="0" w:lastRowLastColumn="0"/>
+              <w:rPr>
+                <w:rFonts w:ascii="Calibri" w:hAnsi="Calibri" w:cs="Calibri"/>
+                <w:color w:val="000000" w:themeColor="text1"/>
+              </w:rPr>
+            </w:pPr>
+            <w:r>
+              <w:rPr>
+                <w:rFonts w:ascii="Calibri" w:hAnsi="Calibri" w:cs="Calibri"/>
+                <w:color w:val="000000" w:themeColor="text1"/>
+              </w:rPr>
+              <w:t>Crystalline</w:t>
+            </w:r>
+          </w:p>
+        </w:tc>
+        <w:tc>
+          <w:tcPr>
+            <w:tcW w:w="0" w:type="auto"/>
+            <w:hideMark/>
+          </w:tcPr>
+          <w:p>
+            <w:pPr>
+              <w:spacing w:after="160" w:line="259" w:lineRule="auto"/>
+              <w:cnfStyle w:val="100000000000" w:firstRow="1" w:lastRow="0" w:firstColumn="0" w:lastColumn="0" w:oddVBand="0" w:evenVBand="0" w:oddHBand="0" w:evenHBand="0" w:firstRowFirstColumn="0" w:firstRowLastColumn="0" w:lastRowFirstColumn="0" w:lastRowLastColumn="0"/>
+              <w:rPr>
+                <w:rFonts w:ascii="Calibri" w:hAnsi="Calibri" w:cs="Calibri"/>
+                <w:color w:val="000000" w:themeColor="text1"/>
+              </w:rPr>
+            </w:pPr>
+            <w:r>
+              <w:rPr>
+                <w:rFonts w:ascii="Calibri" w:hAnsi="Calibri" w:cs="Calibri"/>
+                <w:color w:val="000000" w:themeColor="text1"/>
+              </w:rPr>
+              <w:t>Semi-Crystalline</w:t>
+            </w:r>
+          </w:p>
+        </w:tc>
+        <w:tc>
+          <w:tcPr>
+            <w:tcW w:w="0" w:type="auto"/>
+            <w:hideMark/>
+          </w:tcPr>
+          <w:p>
+            <w:pPr>
+              <w:spacing w:after="160" w:line="259" w:lineRule="auto"/>
+              <w:cnfStyle w:val="100000000000" w:firstRow="1" w:lastRow="0" w:firstColumn="0" w:lastColumn="0" w:oddVBand="0" w:evenVBand="0" w:oddHBand="0" w:evenHBand="0" w:firstRowFirstColumn="0" w:firstRowLastColumn="0" w:lastRowFirstColumn="0" w:lastRowLastColumn="0"/>
+              <w:rPr>
+                <w:rFonts w:ascii="Calibri" w:hAnsi="Calibri" w:cs="Calibri"/>
+                <w:color w:val="000000" w:themeColor="text1"/>
+              </w:rPr>
+            </w:pPr>
+            <w:r>
+              <w:rPr>
+                <w:rFonts w:ascii="Calibri" w:hAnsi="Calibri" w:cs="Calibri"/>
+                <w:color w:val="000000" w:themeColor="text1"/>
+              </w:rPr>
+              <w:t>Amorphous</w:t>
+            </w:r>
+          </w:p>
+        </w:tc>
+      </w:tr>
+      <w:tr>
+        <w:trPr>
+          <w:cnfStyle w:val="000000100000" w:firstRow="0" w:lastRow="0" w:firstColumn="0" w:lastColumn="0" w:oddVBand="0" w:evenVBand="0" w:oddHBand="1" w:evenHBand="0" w:firstRowFirstColumn="0" w:firstRowLastColumn="0" w:lastRowFirstColumn="0" w:lastRowLastColumn="0"/>
+        </w:trPr>
+        <w:tc>
+          <w:tcPr>
+            <w:cnfStyle w:val="001000000000" w:firstRow="0" w:lastRow="0" w:firstColumn="1" w:lastColumn="0" w:oddVBand="0" w:evenVBand="0" w:oddHBand="0" w:evenHBand="0" w:firstRowFirstColumn="0" w:firstRowLastColumn="0" w:lastRowFirstColumn="0" w:lastRowLastColumn="0"/>
+            <w:tcW w:w="0" w:type="auto"/>
+            <w:hideMark/>
+          </w:tcPr>
+          <w:p>
+            <w:pPr>
+              <w:spacing w:after="160" w:line="259" w:lineRule="auto"/>
+              <w:rPr>
+                <w:rFonts w:ascii="Calibri" w:hAnsi="Calibri" w:cs="Calibri"/>
+                <w:color w:val="000000" w:themeColor="text1"/>
+              </w:rPr>
+            </w:pPr>
+            <w:r>
+              <w:rPr>
+                <w:rFonts w:ascii="Calibri" w:hAnsi="Calibri" w:cs="Calibri"/>
+                <w:color w:val="000000" w:themeColor="text1"/>
+              </w:rPr>
+              <w:t>Chain Order</w:t>
+            </w:r>
+          </w:p>
+        </w:tc>
+        <w:tc>
+          <w:tcPr>
+            <w:tcW w:w="0" w:type="auto"/>
+            <w:hideMark/>
+          </w:tcPr>
+          <w:p>
+            <w:pPr>
+              <w:spacing w:after="160" w:line="259" w:lineRule="auto"/>
+              <w:cnfStyle w:val="000000100000" w:firstRow="0" w:lastRow="0" w:firstColumn="0" w:lastColumn="0" w:oddVBand="0" w:evenVBand="0" w:oddHBand="1" w:evenHBand="0" w:firstRowFirstColumn="0" w:firstRowLastColumn="0" w:lastRowFirstColumn="0" w:lastRowLastColumn="0"/>
+              <w:rPr>
+                <w:rFonts w:ascii="Calibri" w:hAnsi="Calibri" w:cs="Calibri"/>
+                <w:b/>
+                <w:bCs/>
+                <w:color w:val="000000" w:themeColor="text1"/>
+              </w:rPr>
+            </w:pPr>
+            <w:r>
+              <w:rPr>
+                <w:rFonts w:ascii="Calibri" w:hAnsi="Calibri" w:cs="Calibri"/>
+                <w:b/>
+                <w:bCs/>
+                <w:color w:val="000000" w:themeColor="text1"/>
+              </w:rPr>
+              <w:t>Highly ordered</w:t>
+            </w:r>
+          </w:p>
+        </w:tc>
+        <w:tc>
+          <w:tcPr>
+            <w:tcW w:w="0" w:type="auto"/>
+            <w:hideMark/>
+          </w:tcPr>
+          <w:p>
+            <w:pPr>
+              <w:spacing w:after="160" w:line="259" w:lineRule="auto"/>
+              <w:cnfStyle w:val="000000100000" w:firstRow="0" w:lastRow="0" w:firstColumn="0" w:lastColumn="0" w:oddVBand="0" w:evenVBand="0" w:oddHBand="1" w:evenHBand="0" w:firstRowFirstColumn="0" w:firstRowLastColumn="0" w:lastRowFirstColumn="0" w:lastRowLastColumn="0"/>
+              <w:rPr>
+                <w:rFonts w:ascii="Calibri" w:hAnsi="Calibri" w:cs="Calibri"/>
+                <w:b/>
+                <w:bCs/>
+                <w:color w:val="000000" w:themeColor="text1"/>
+              </w:rPr>
+            </w:pPr>
+            <w:r>
+              <w:rPr>
+                <w:rFonts w:ascii="Calibri" w:hAnsi="Calibri" w:cs="Calibri"/>
+                <w:b/>
+                <w:bCs/>
+                <w:color w:val="000000" w:themeColor="text1"/>
+              </w:rPr>
+              <w:t>Mixed (ordered + random)</w:t>
+            </w:r>
+          </w:p>
+        </w:tc>
+        <w:tc>
+          <w:tcPr>
+            <w:tcW w:w="0" w:type="auto"/>
+            <w:hideMark/>
+          </w:tcPr>
+          <w:p>
+            <w:pPr>
+              <w:spacing w:after="160" w:line="259" w:lineRule="auto"/>
+              <w:cnfStyle w:val="000000100000" w:firstRow="0" w:lastRow="0" w:firstColumn="0" w:lastColumn="0" w:oddVBand="0" w:evenVBand="0" w:oddHBand="1" w:evenHBand="0" w:firstRowFirstColumn="0" w:firstRowLastColumn="0" w:lastRowFirstColumn="0" w:lastRowLastColumn="0"/>
+              <w:rPr>
+                <w:rFonts w:ascii="Calibri" w:hAnsi="Calibri" w:cs="Calibri"/>
+                <w:b/>
+                <w:bCs/>
+                <w:color w:val="000000" w:themeColor="text1"/>
+              </w:rPr>
+            </w:pPr>
+            <w:r>
+              <w:rPr>
+                <w:rFonts w:ascii="Calibri" w:hAnsi="Calibri" w:cs="Calibri"/>
+                <w:b/>
+                <w:bCs/>
+                <w:color w:val="000000" w:themeColor="text1"/>
+              </w:rPr>
+              <w:t>Random</w:t>
+            </w:r>
+          </w:p>
+        </w:tc>
+      </w:tr>
+      <w:tr>
+        <w:tc>
+          <w:tcPr>
+            <w:cnfStyle w:val="001000000000" w:firstRow="0" w:lastRow="0" w:firstColumn="1" w:lastColumn="0" w:oddVBand="0" w:evenVBand="0" w:oddHBand="0" w:evenHBand="0" w:firstRowFirstColumn="0" w:firstRowLastColumn="0" w:lastRowFirstColumn="0" w:lastRowLastColumn="0"/>
+            <w:tcW w:w="0" w:type="auto"/>
+            <w:hideMark/>
+          </w:tcPr>
+          <w:p>
+            <w:pPr>
+              <w:spacing w:after="160" w:line="259" w:lineRule="auto"/>
+              <w:rPr>
+                <w:rFonts w:ascii="Calibri" w:hAnsi="Calibri" w:cs="Calibri"/>
+                <w:color w:val="000000" w:themeColor="text1"/>
+              </w:rPr>
+            </w:pPr>
+            <w:r>
+              <w:rPr>
+                <w:rFonts w:ascii="Calibri" w:hAnsi="Calibri" w:cs="Calibri"/>
+                <w:color w:val="000000" w:themeColor="text1"/>
+              </w:rPr>
+              <w:t>Thermal Point</w:t>
+            </w:r>
+          </w:p>
+        </w:tc>
+        <w:tc>
+          <w:tcPr>
+            <w:tcW w:w="0" w:type="auto"/>
+            <w:hideMark/>
+          </w:tcPr>
+          <w:p>
+            <w:pPr>
+              <w:spacing w:after="160" w:line="259" w:lineRule="auto"/>
+              <w:cnfStyle w:val="000000000000" w:firstRow="0" w:lastRow="0" w:firstColumn="0" w:lastColumn="0" w:oddVBand="0" w:evenVBand="0" w:oddHBand="0" w:evenHBand="0" w:firstRowFirstColumn="0" w:firstRowLastColumn="0" w:lastRowFirstColumn="0" w:lastRowLastColumn="0"/>
+              <w:rPr>
+                <w:rFonts w:ascii="Calibri" w:hAnsi="Calibri" w:cs="Calibri"/>
+                <w:b/>
+                <w:bCs/>
+                <w:color w:val="000000" w:themeColor="text1"/>
+              </w:rPr>
+            </w:pPr>
+            <w:r>
+              <w:rPr>
+                <w:rFonts w:ascii="Calibri" w:hAnsi="Calibri" w:cs="Calibri"/>
+                <w:b/>
+                <w:bCs/>
+                <w:color w:val="000000" w:themeColor="text1"/>
+              </w:rPr>
+              <w:t xml:space="preserve">Clear </w:t>
+            </w:r>
+            <w:proofErr w:type="spellStart"/>
+            <w:r>
+              <w:rPr>
+                <w:rFonts w:ascii="Calibri" w:hAnsi="Calibri" w:cs="Calibri"/>
+                <w:b/>
+                <w:bCs/>
+                <w:color w:val="000000" w:themeColor="text1"/>
+              </w:rPr>
+              <w:t>TmT_m</w:t>
+            </w:r>
+            <w:proofErr w:type="spellEnd"/>
+          </w:p>
+        </w:tc>
+        <w:tc>
+          <w:tcPr>
+            <w:tcW w:w="0" w:type="auto"/>
+            <w:hideMark/>
+          </w:tcPr>
+          <w:p>
+            <w:pPr>
+              <w:spacing w:after="160" w:line="259" w:lineRule="auto"/>
+              <w:cnfStyle w:val="000000000000" w:firstRow="0" w:lastRow="0" w:firstColumn="0" w:lastColumn="0" w:oddVBand="0" w:evenVBand="0" w:oddHBand="0" w:evenHBand="0" w:firstRowFirstColumn="0" w:firstRowLastColumn="0" w:lastRowFirstColumn="0" w:lastRowLastColumn="0"/>
+              <w:rPr>
+                <w:rFonts w:ascii="Calibri" w:hAnsi="Calibri" w:cs="Calibri"/>
+                <w:b/>
+                <w:bCs/>
+                <w:color w:val="000000" w:themeColor="text1"/>
+              </w:rPr>
+            </w:pPr>
+            <w:r>
+              <w:rPr>
+                <w:rFonts w:ascii="Calibri" w:hAnsi="Calibri" w:cs="Calibri"/>
+                <w:b/>
+                <w:bCs/>
+                <w:color w:val="000000" w:themeColor="text1"/>
+              </w:rPr>
+              <w:t xml:space="preserve">Both </w:t>
+            </w:r>
+            <w:proofErr w:type="spellStart"/>
+            <w:r>
+              <w:rPr>
+                <w:rFonts w:ascii="Calibri" w:hAnsi="Calibri" w:cs="Calibri"/>
+                <w:b/>
+                <w:bCs/>
+                <w:color w:val="000000" w:themeColor="text1"/>
+              </w:rPr>
+              <w:t>TgT_g</w:t>
+            </w:r>
+            <w:proofErr w:type="spellEnd"/>
+            <w:r>
+              <w:rPr>
+                <w:rFonts w:ascii="Calibri" w:hAnsi="Calibri" w:cs="Calibri"/>
+                <w:b/>
+                <w:bCs/>
+                <w:color w:val="000000" w:themeColor="text1"/>
+              </w:rPr>
+              <w:t xml:space="preserve"> and </w:t>
+            </w:r>
+            <w:proofErr w:type="spellStart"/>
+            <w:r>
+              <w:rPr>
+                <w:rFonts w:ascii="Calibri" w:hAnsi="Calibri" w:cs="Calibri"/>
+                <w:b/>
+                <w:bCs/>
+                <w:color w:val="000000" w:themeColor="text1"/>
+              </w:rPr>
+              <w:t>TmT_m</w:t>
+            </w:r>
+            <w:proofErr w:type="spellEnd"/>
+          </w:p>
+        </w:tc>
+        <w:tc>
+          <w:tcPr>
+            <w:tcW w:w="0" w:type="auto"/>
+            <w:hideMark/>
+          </w:tcPr>
+          <w:p>
+            <w:pPr>
+              <w:spacing w:after="160" w:line="259" w:lineRule="auto"/>
+              <w:cnfStyle w:val="000000000000" w:firstRow="0" w:lastRow="0" w:firstColumn="0" w:lastColumn="0" w:oddVBand="0" w:evenVBand="0" w:oddHBand="0" w:evenHBand="0" w:firstRowFirstColumn="0" w:firstRowLastColumn="0" w:lastRowFirstColumn="0" w:lastRowLastColumn="0"/>
+              <w:rPr>
+                <w:rFonts w:ascii="Calibri" w:hAnsi="Calibri" w:cs="Calibri"/>
+                <w:b/>
+                <w:bCs/>
+                <w:color w:val="000000" w:themeColor="text1"/>
+              </w:rPr>
+            </w:pPr>
+            <w:r>
+              <w:rPr>
+                <w:rFonts w:ascii="Calibri" w:hAnsi="Calibri" w:cs="Calibri"/>
+                <w:b/>
+                <w:bCs/>
+                <w:color w:val="000000" w:themeColor="text1"/>
+              </w:rPr>
+              <w:t xml:space="preserve">Only </w:t>
+            </w:r>
+            <w:proofErr w:type="spellStart"/>
+            <w:r>
+              <w:rPr>
+                <w:rFonts w:ascii="Calibri" w:hAnsi="Calibri" w:cs="Calibri"/>
+                <w:b/>
+                <w:bCs/>
+                <w:color w:val="000000" w:themeColor="text1"/>
+              </w:rPr>
+              <w:t>TgT_g</w:t>
+            </w:r>
+            <w:proofErr w:type="spellEnd"/>
+          </w:p>
+        </w:tc>
+      </w:tr>
+      <w:tr>
+        <w:trPr>
+          <w:cnfStyle w:val="000000100000" w:firstRow="0" w:lastRow="0" w:firstColumn="0" w:lastColumn="0" w:oddVBand="0" w:evenVBand="0" w:oddHBand="1" w:evenHBand="0" w:firstRowFirstColumn="0" w:firstRowLastColumn="0" w:lastRowFirstColumn="0" w:lastRowLastColumn="0"/>
+        </w:trPr>
+        <w:tc>
+          <w:tcPr>
+            <w:cnfStyle w:val="001000000000" w:firstRow="0" w:lastRow="0" w:firstColumn="1" w:lastColumn="0" w:oddVBand="0" w:evenVBand="0" w:oddHBand="0" w:evenHBand="0" w:firstRowFirstColumn="0" w:firstRowLastColumn="0" w:lastRowFirstColumn="0" w:lastRowLastColumn="0"/>
+            <w:tcW w:w="0" w:type="auto"/>
+            <w:hideMark/>
+          </w:tcPr>
+          <w:p>
+            <w:pPr>
+              <w:spacing w:after="160" w:line="259" w:lineRule="auto"/>
+              <w:rPr>
+                <w:rFonts w:ascii="Calibri" w:hAnsi="Calibri" w:cs="Calibri"/>
+                <w:color w:val="000000" w:themeColor="text1"/>
+              </w:rPr>
+            </w:pPr>
+            <w:r>
+              <w:rPr>
+                <w:rFonts w:ascii="Calibri" w:hAnsi="Calibri" w:cs="Calibri"/>
+                <w:color w:val="000000" w:themeColor="text1"/>
+              </w:rPr>
+              <w:t>Transparency</w:t>
+            </w:r>
+          </w:p>
+        </w:tc>
+        <w:tc>
+          <w:tcPr>
+            <w:tcW w:w="0" w:type="auto"/>
+            <w:hideMark/>
+          </w:tcPr>
+          <w:p>
+            <w:pPr>
+              <w:spacing w:after="160" w:line="259" w:lineRule="auto"/>
+              <w:cnfStyle w:val="000000100000" w:firstRow="0" w:lastRow="0" w:firstColumn="0" w:lastColumn="0" w:oddVBand="0" w:evenVBand="0" w:oddHBand="1" w:evenHBand="0" w:firstRowFirstColumn="0" w:firstRowLastColumn="0" w:lastRowFirstColumn="0" w:lastRowLastColumn="0"/>
+              <w:rPr>
+                <w:rFonts w:ascii="Calibri" w:hAnsi="Calibri" w:cs="Calibri"/>
+                <w:b/>
+                <w:bCs/>
+                <w:color w:val="000000" w:themeColor="text1"/>
+              </w:rPr>
+            </w:pPr>
+            <w:r>
+              <w:rPr>
+                <w:rFonts w:ascii="Calibri" w:hAnsi="Calibri" w:cs="Calibri"/>
+                <w:b/>
+                <w:bCs/>
+                <w:color w:val="000000" w:themeColor="text1"/>
+              </w:rPr>
+              <w:t>Opaque</w:t>
+            </w:r>
+          </w:p>
+        </w:tc>
+        <w:tc>
+          <w:tcPr>
+            <w:tcW w:w="0" w:type="auto"/>
+            <w:hideMark/>
+          </w:tcPr>
+          <w:p>
+            <w:pPr>
+              <w:spacing w:after="160" w:line="259" w:lineRule="auto"/>
+              <w:cnfStyle w:val="000000100000" w:firstRow="0" w:lastRow="0" w:firstColumn="0" w:lastColumn="0" w:oddVBand="0" w:evenVBand="0" w:oddHBand="1" w:evenHBand="0" w:firstRowFirstColumn="0" w:firstRowLastColumn="0" w:lastRowFirstColumn="0" w:lastRowLastColumn="0"/>
+              <w:rPr>
+                <w:rFonts w:ascii="Calibri" w:hAnsi="Calibri" w:cs="Calibri"/>
+                <w:b/>
+                <w:bCs/>
+                <w:color w:val="000000" w:themeColor="text1"/>
+              </w:rPr>
+            </w:pPr>
+            <w:r>
+              <w:rPr>
+                <w:rFonts w:ascii="Calibri" w:hAnsi="Calibri" w:cs="Calibri"/>
+                <w:b/>
+                <w:bCs/>
+                <w:color w:val="000000" w:themeColor="text1"/>
+              </w:rPr>
+              <w:t>Translucent/varies</w:t>
+            </w:r>
+          </w:p>
+        </w:tc>
+        <w:tc>
+          <w:tcPr>
+            <w:tcW w:w="0" w:type="auto"/>
+            <w:hideMark/>
+          </w:tcPr>
+          <w:p>
+            <w:pPr>
+              <w:spacing w:after="160" w:line="259" w:lineRule="auto"/>
+              <w:cnfStyle w:val="000000100000" w:firstRow="0" w:lastRow="0" w:firstColumn="0" w:lastColumn="0" w:oddVBand="0" w:evenVBand="0" w:oddHBand="1" w:evenHBand="0" w:firstRowFirstColumn="0" w:firstRowLastColumn="0" w:lastRowFirstColumn="0" w:lastRowLastColumn="0"/>
+              <w:rPr>
+                <w:rFonts w:ascii="Calibri" w:hAnsi="Calibri" w:cs="Calibri"/>
+                <w:b/>
+                <w:bCs/>
+                <w:color w:val="000000" w:themeColor="text1"/>
+              </w:rPr>
+            </w:pPr>
+            <w:r>
+              <w:rPr>
+                <w:rFonts w:ascii="Calibri" w:hAnsi="Calibri" w:cs="Calibri"/>
+                <w:b/>
+                <w:bCs/>
+                <w:color w:val="000000" w:themeColor="text1"/>
+              </w:rPr>
+              <w:t>Transparent</w:t>
+            </w:r>
+          </w:p>
+        </w:tc>
+      </w:tr>
+      <w:tr>
+        <w:tc>
+          <w:tcPr>
+            <w:cnfStyle w:val="001000000000" w:firstRow="0" w:lastRow="0" w:firstColumn="1" w:lastColumn="0" w:oddVBand="0" w:evenVBand="0" w:oddHBand="0" w:evenHBand="0" w:firstRowFirstColumn="0" w:firstRowLastColumn="0" w:lastRowFirstColumn="0" w:lastRowLastColumn="0"/>
+            <w:tcW w:w="0" w:type="auto"/>
+            <w:hideMark/>
+          </w:tcPr>
+          <w:p>
+            <w:pPr>
+              <w:spacing w:after="160" w:line="259" w:lineRule="auto"/>
+              <w:rPr>
+                <w:rFonts w:ascii="Calibri" w:hAnsi="Calibri" w:cs="Calibri"/>
+                <w:color w:val="000000" w:themeColor="text1"/>
+              </w:rPr>
+            </w:pPr>
+            <w:r>
+              <w:rPr>
+                <w:rFonts w:ascii="Calibri" w:hAnsi="Calibri" w:cs="Calibri"/>
+                <w:color w:val="000000" w:themeColor="text1"/>
+              </w:rPr>
+              <w:t>Flexibility</w:t>
+            </w:r>
+          </w:p>
+        </w:tc>
+        <w:tc>
+          <w:tcPr>
+            <w:tcW w:w="0" w:type="auto"/>
+            <w:hideMark/>
+          </w:tcPr>
+          <w:p>
+            <w:pPr>
+              <w:spacing w:after="160" w:line="259" w:lineRule="auto"/>
+              <w:cnfStyle w:val="000000000000" w:firstRow="0" w:lastRow="0" w:firstColumn="0" w:lastColumn="0" w:oddVBand="0" w:evenVBand="0" w:oddHBand="0" w:evenHBand="0" w:firstRowFirstColumn="0" w:firstRowLastColumn="0" w:lastRowFirstColumn="0" w:lastRowLastColumn="0"/>
+              <w:rPr>
+                <w:rFonts w:ascii="Calibri" w:hAnsi="Calibri" w:cs="Calibri"/>
+                <w:b/>
+                <w:bCs/>
+                <w:color w:val="000000" w:themeColor="text1"/>
+              </w:rPr>
+            </w:pPr>
+            <w:r>
+              <w:rPr>
+                <w:rFonts w:ascii="Calibri" w:hAnsi="Calibri" w:cs="Calibri"/>
+                <w:b/>
+                <w:bCs/>
+                <w:color w:val="000000" w:themeColor="text1"/>
+              </w:rPr>
+              <w:t>Low</w:t>
+            </w:r>
+          </w:p>
+        </w:tc>
+        <w:tc>
+          <w:tcPr>
+            <w:tcW w:w="0" w:type="auto"/>
+            <w:hideMark/>
+          </w:tcPr>
+          <w:p>
+            <w:pPr>
+              <w:spacing w:after="160" w:line="259" w:lineRule="auto"/>
+              <w:cnfStyle w:val="000000000000" w:firstRow="0" w:lastRow="0" w:firstColumn="0" w:lastColumn="0" w:oddVBand="0" w:evenVBand="0" w:oddHBand="0" w:evenHBand="0" w:firstRowFirstColumn="0" w:firstRowLastColumn="0" w:lastRowFirstColumn="0" w:lastRowLastColumn="0"/>
+              <w:rPr>
+                <w:rFonts w:ascii="Calibri" w:hAnsi="Calibri" w:cs="Calibri"/>
+                <w:b/>
+                <w:bCs/>
+                <w:color w:val="000000" w:themeColor="text1"/>
+              </w:rPr>
+            </w:pPr>
+            <w:r>
+              <w:rPr>
+                <w:rFonts w:ascii="Calibri" w:hAnsi="Calibri" w:cs="Calibri"/>
+                <w:b/>
+                <w:bCs/>
+                <w:color w:val="000000" w:themeColor="text1"/>
+              </w:rPr>
+              <w:t>Medium</w:t>
+            </w:r>
+          </w:p>
+        </w:tc>
+        <w:tc>
+          <w:tcPr>
+            <w:tcW w:w="0" w:type="auto"/>
+            <w:hideMark/>
+          </w:tcPr>
+          <w:p>
+            <w:pPr>
+              <w:spacing w:after="160" w:line="259" w:lineRule="auto"/>
+              <w:cnfStyle w:val="000000000000" w:firstRow="0" w:lastRow="0" w:firstColumn="0" w:lastColumn="0" w:oddVBand="0" w:evenVBand="0" w:oddHBand="0" w:evenHBand="0" w:firstRowFirstColumn="0" w:firstRowLastColumn="0" w:lastRowFirstColumn="0" w:lastRowLastColumn="0"/>
+              <w:rPr>
+                <w:rFonts w:ascii="Calibri" w:hAnsi="Calibri" w:cs="Calibri"/>
+                <w:b/>
+                <w:bCs/>
+                <w:color w:val="000000" w:themeColor="text1"/>
+              </w:rPr>
+            </w:pPr>
+            <w:r>
+              <w:rPr>
+                <w:rFonts w:ascii="Calibri" w:hAnsi="Calibri" w:cs="Calibri"/>
+                <w:b/>
+                <w:bCs/>
+                <w:color w:val="000000" w:themeColor="text1"/>
+              </w:rPr>
+              <w:t xml:space="preserve">High (above </w:t>
+            </w:r>
+            <w:proofErr w:type="spellStart"/>
+            <w:r>
+              <w:rPr>
+                <w:rFonts w:ascii="Calibri" w:hAnsi="Calibri" w:cs="Calibri"/>
+                <w:b/>
+                <w:bCs/>
+                <w:color w:val="000000" w:themeColor="text1"/>
+              </w:rPr>
+              <w:t>TgT_g</w:t>
+            </w:r>
+            <w:proofErr w:type="spellEnd"/>
+            <w:r>
+              <w:rPr>
+                <w:rFonts w:ascii="Calibri" w:hAnsi="Calibri" w:cs="Calibri"/>
+                <w:b/>
+                <w:bCs/>
+                <w:color w:val="000000" w:themeColor="text1"/>
+              </w:rPr>
+              <w:t>)</w:t>
+            </w:r>
+          </w:p>
+        </w:tc>
+      </w:tr>
+      <w:tr>
+        <w:trPr>
+          <w:cnfStyle w:val="000000100000" w:firstRow="0" w:lastRow="0" w:firstColumn="0" w:lastColumn="0" w:oddVBand="0" w:evenVBand="0" w:oddHBand="1" w:evenHBand="0" w:firstRowFirstColumn="0" w:firstRowLastColumn="0" w:lastRowFirstColumn="0" w:lastRowLastColumn="0"/>
+        </w:trPr>
+        <w:tc>
+          <w:tcPr>
+            <w:cnfStyle w:val="001000000000" w:firstRow="0" w:lastRow="0" w:firstColumn="1" w:lastColumn="0" w:oddVBand="0" w:evenVBand="0" w:oddHBand="0" w:evenHBand="0" w:firstRowFirstColumn="0" w:firstRowLastColumn="0" w:lastRowFirstColumn="0" w:lastRowLastColumn="0"/>
+            <w:tcW w:w="0" w:type="auto"/>
+            <w:hideMark/>
+          </w:tcPr>
+          <w:p>
+            <w:pPr>
+              <w:spacing w:after="160" w:line="259" w:lineRule="auto"/>
+              <w:rPr>
+                <w:rFonts w:ascii="Calibri" w:hAnsi="Calibri" w:cs="Calibri"/>
+                <w:color w:val="000000" w:themeColor="text1"/>
+              </w:rPr>
+            </w:pPr>
+            <w:r>
+              <w:rPr>
+                <w:rFonts w:ascii="Calibri" w:hAnsi="Calibri" w:cs="Calibri"/>
+                <w:color w:val="000000" w:themeColor="text1"/>
+              </w:rPr>
+              <w:t>Examples</w:t>
+            </w:r>
+          </w:p>
+        </w:tc>
+        <w:tc>
+          <w:tcPr>
+            <w:tcW w:w="0" w:type="auto"/>
+            <w:hideMark/>
+          </w:tcPr>
+          <w:p>
+            <w:pPr>
+              <w:spacing w:after="160" w:line="259" w:lineRule="auto"/>
+              <w:cnfStyle w:val="000000100000" w:firstRow="0" w:lastRow="0" w:firstColumn="0" w:lastColumn="0" w:oddVBand="0" w:evenVBand="0" w:oddHBand="1" w:evenHBand="0" w:firstRowFirstColumn="0" w:firstRowLastColumn="0" w:lastRowFirstColumn="0" w:lastRowLastColumn="0"/>
+              <w:rPr>
+                <w:rFonts w:ascii="Calibri" w:hAnsi="Calibri" w:cs="Calibri"/>
+                <w:b/>
+                <w:bCs/>
+                <w:color w:val="000000" w:themeColor="text1"/>
+              </w:rPr>
+            </w:pPr>
+            <w:r>
+              <w:rPr>
+                <w:rFonts w:ascii="Calibri" w:hAnsi="Calibri" w:cs="Calibri"/>
+                <w:b/>
+                <w:bCs/>
+                <w:color w:val="000000" w:themeColor="text1"/>
+              </w:rPr>
+              <w:t>Nylon, HDPE</w:t>
+            </w:r>
+          </w:p>
+        </w:tc>
+        <w:tc>
+          <w:tcPr>
+            <w:tcW w:w="0" w:type="auto"/>
+            <w:hideMark/>
+          </w:tcPr>
+          <w:p>
+            <w:pPr>
+              <w:spacing w:after="160" w:line="259" w:lineRule="auto"/>
+              <w:cnfStyle w:val="000000100000" w:firstRow="0" w:lastRow="0" w:firstColumn="0" w:lastColumn="0" w:oddVBand="0" w:evenVBand="0" w:oddHBand="1" w:evenHBand="0" w:firstRowFirstColumn="0" w:firstRowLastColumn="0" w:lastRowFirstColumn="0" w:lastRowLastColumn="0"/>
+              <w:rPr>
+                <w:rFonts w:ascii="Calibri" w:hAnsi="Calibri" w:cs="Calibri"/>
+                <w:b/>
+                <w:bCs/>
+                <w:color w:val="000000" w:themeColor="text1"/>
+              </w:rPr>
+            </w:pPr>
+            <w:r>
+              <w:rPr>
+                <w:rFonts w:ascii="Calibri" w:hAnsi="Calibri" w:cs="Calibri"/>
+                <w:b/>
+                <w:bCs/>
+                <w:color w:val="000000" w:themeColor="text1"/>
+              </w:rPr>
+              <w:t>PET, LDPE, PEEK</w:t>
+            </w:r>
+          </w:p>
+        </w:tc>
+        <w:tc>
+          <w:tcPr>
+            <w:tcW w:w="0" w:type="auto"/>
+            <w:hideMark/>
+          </w:tcPr>
+          <w:p>
+            <w:pPr>
+              <w:spacing w:after="160" w:line="259" w:lineRule="auto"/>
+              <w:cnfStyle w:val="000000100000" w:firstRow="0" w:lastRow="0" w:firstColumn="0" w:lastColumn="0" w:oddVBand="0" w:evenVBand="0" w:oddHBand="1" w:evenHBand="0" w:firstRowFirstColumn="0" w:firstRowLastColumn="0" w:lastRowFirstColumn="0" w:lastRowLastColumn="0"/>
+              <w:rPr>
+                <w:rFonts w:ascii="Calibri" w:hAnsi="Calibri" w:cs="Calibri"/>
+                <w:b/>
+                <w:bCs/>
+                <w:color w:val="000000" w:themeColor="text1"/>
+              </w:rPr>
+            </w:pPr>
+            <w:r>
+              <w:rPr>
+                <w:rFonts w:ascii="Calibri" w:hAnsi="Calibri" w:cs="Calibri"/>
+                <w:b/>
+                <w:bCs/>
+                <w:color w:val="000000" w:themeColor="text1"/>
+              </w:rPr>
+              <w:t>PMMA, Polystyrene</w:t>
+            </w:r>
+          </w:p>
+        </w:tc>
+      </w:tr>
+    </w:tbl>
+    <w:p>
+      <w:pPr>
+        <w:rPr>
+          <w:rFonts w:ascii="Calibri" w:hAnsi="Calibri" w:cs="Calibri"/>
+          <w:b/>
+          <w:bCs/>
+          <w:color w:val="000000" w:themeColor="text1"/>
+        </w:rPr>
+      </w:pPr>
+    </w:p>
+    <w:p>
+      <w:pPr>
+        <w:rPr>
+          <w:rFonts w:ascii="Calibri" w:hAnsi="Calibri" w:cs="Calibri"/>
+          <w:b/>
+          <w:bCs/>
+          <w:color w:val="000000" w:themeColor="text1"/>
+        </w:rPr>
+      </w:pPr>
+      <w:r>
+        <w:rPr>
+          <w:rFonts w:ascii="Calibri" w:hAnsi="Calibri" w:cs="Calibri"/>
+          <w:b/>
+          <w:bCs/>
+          <w:color w:val="000000" w:themeColor="text1"/>
+        </w:rPr>
+        <w:t xml:space="preserve">What is Melting Temperature </w:t>
+      </w:r>
+      <w:proofErr w:type="spellStart"/>
+      <w:r>
+        <w:rPr>
+          <w:rFonts w:ascii="Calibri" w:hAnsi="Calibri" w:cs="Calibri"/>
+          <w:b/>
+          <w:bCs/>
+          <w:color w:val="000000" w:themeColor="text1"/>
+        </w:rPr>
+        <w:t>TmT_mTm</w:t>
+      </w:r>
+      <w:proofErr w:type="spellEnd"/>
+      <w:r>
+        <w:rPr>
+          <w:rFonts w:ascii="Calibri" w:hAnsi="Calibri" w:cs="Calibri"/>
+          <w:b/>
+          <w:bCs/>
+          <w:color w:val="000000" w:themeColor="text1"/>
+        </w:rPr>
+        <w:t>​?</w:t>
+      </w:r>
+    </w:p>
+    <w:p>
+      <w:pPr>
+        <w:numPr>
+          <w:ilvl w:val="0"/>
+          <w:numId w:val="33"/>
+        </w:numPr>
+        <w:rPr>
+          <w:rFonts w:ascii="Calibri" w:hAnsi="Calibri" w:cs="Calibri"/>
+          <w:b/>
+          <w:bCs/>
+          <w:color w:val="000000" w:themeColor="text1"/>
+        </w:rPr>
+      </w:pPr>
+      <w:r>
+        <w:rPr>
+          <w:rFonts w:ascii="Calibri" w:hAnsi="Calibri" w:cs="Calibri"/>
+          <w:b/>
+          <w:bCs/>
+          <w:color w:val="000000" w:themeColor="text1"/>
+        </w:rPr>
+        <w:t>Applies to: Crystalline or semi-crystalline polymers (like nylon, PET, or HDPE)</w:t>
+      </w:r>
+    </w:p>
+    <w:p>
+      <w:pPr>
+        <w:numPr>
+          <w:ilvl w:val="0"/>
+          <w:numId w:val="33"/>
+        </w:numPr>
+        <w:rPr>
+          <w:rFonts w:ascii="Calibri" w:hAnsi="Calibri" w:cs="Calibri"/>
+          <w:b/>
+          <w:bCs/>
+          <w:color w:val="000000" w:themeColor="text1"/>
+        </w:rPr>
+      </w:pPr>
+      <w:r>
+        <w:rPr>
+          <w:rFonts w:ascii="Calibri" w:hAnsi="Calibri" w:cs="Calibri"/>
+          <w:b/>
+          <w:bCs/>
+          <w:color w:val="000000" w:themeColor="text1"/>
+        </w:rPr>
+        <w:t>Definition: It’s the temperature at which crystalline regions in a polymer melt into a liquid.</w:t>
+      </w:r>
+    </w:p>
+    <w:p>
+      <w:pPr>
+        <w:numPr>
+          <w:ilvl w:val="0"/>
+          <w:numId w:val="33"/>
+        </w:numPr>
+        <w:rPr>
+          <w:rFonts w:ascii="Calibri" w:hAnsi="Calibri" w:cs="Calibri"/>
+          <w:b/>
+          <w:bCs/>
+          <w:color w:val="000000" w:themeColor="text1"/>
+        </w:rPr>
+      </w:pPr>
+      <w:r>
+        <w:rPr>
+          <w:rFonts w:ascii="Calibri" w:hAnsi="Calibri" w:cs="Calibri"/>
+          <w:b/>
+          <w:bCs/>
+          <w:color w:val="000000" w:themeColor="text1"/>
+        </w:rPr>
+        <w:t xml:space="preserve">Above </w:t>
+      </w:r>
+      <w:proofErr w:type="spellStart"/>
+      <w:r>
+        <w:rPr>
+          <w:rFonts w:ascii="Calibri" w:hAnsi="Calibri" w:cs="Calibri"/>
+          <w:b/>
+          <w:bCs/>
+          <w:color w:val="000000" w:themeColor="text1"/>
+        </w:rPr>
+        <w:t>TmT_mTm</w:t>
+      </w:r>
+      <w:proofErr w:type="spellEnd"/>
+      <w:r>
+        <w:rPr>
+          <w:rFonts w:ascii="Calibri" w:hAnsi="Calibri" w:cs="Calibri"/>
+          <w:b/>
+          <w:bCs/>
+          <w:color w:val="000000" w:themeColor="text1"/>
+        </w:rPr>
+        <w:t>​: The polymer becomes a viscous liquid.</w:t>
+      </w:r>
+    </w:p>
+    <w:p>
+      <w:pPr>
+        <w:numPr>
+          <w:ilvl w:val="0"/>
+          <w:numId w:val="33"/>
+        </w:numPr>
+        <w:rPr>
+          <w:rFonts w:ascii="Calibri" w:hAnsi="Calibri" w:cs="Calibri"/>
+          <w:b/>
+          <w:bCs/>
+          <w:color w:val="000000" w:themeColor="text1"/>
+        </w:rPr>
+      </w:pPr>
+      <w:r>
+        <w:rPr>
+          <w:rFonts w:ascii="Calibri" w:hAnsi="Calibri" w:cs="Calibri"/>
+          <w:b/>
+          <w:bCs/>
+          <w:color w:val="000000" w:themeColor="text1"/>
+        </w:rPr>
+        <w:t xml:space="preserve">Below </w:t>
+      </w:r>
+      <w:proofErr w:type="spellStart"/>
+      <w:r>
+        <w:rPr>
+          <w:rFonts w:ascii="Calibri" w:hAnsi="Calibri" w:cs="Calibri"/>
+          <w:b/>
+          <w:bCs/>
+          <w:color w:val="000000" w:themeColor="text1"/>
+        </w:rPr>
+        <w:t>TmT_mTm</w:t>
+      </w:r>
+      <w:proofErr w:type="spellEnd"/>
+      <w:r>
+        <w:rPr>
+          <w:rFonts w:ascii="Calibri" w:hAnsi="Calibri" w:cs="Calibri"/>
+          <w:b/>
+          <w:bCs/>
+          <w:color w:val="000000" w:themeColor="text1"/>
+        </w:rPr>
+        <w:t>​: Crystalline areas are solid and rigid.</w:t>
+      </w:r>
+    </w:p>
+    <w:p>
+      <w:pPr>
+        <w:rPr>
+          <w:rFonts w:ascii="Calibri" w:hAnsi="Calibri" w:cs="Calibri"/>
+          <w:b/>
+          <w:bCs/>
+          <w:color w:val="000000" w:themeColor="text1"/>
+        </w:rPr>
+      </w:pPr>
+      <w:r>
+        <w:rPr>
+          <w:rFonts w:ascii="Calibri" w:hAnsi="Calibri" w:cs="Calibri"/>
+          <w:b/>
+          <w:bCs/>
+          <w:color w:val="000000" w:themeColor="text1"/>
+        </w:rPr>
+        <w:pict w14:anchorId="0051E254">
+          <v:rect id="_x0000_i1031" style="width:0;height:1.5pt" o:hralign="center" o:hrstd="t" o:hr="t" fillcolor="#a0a0a0" stroked="f"/>
+        </w:pict>
+      </w:r>
+    </w:p>
+    <w:p>
+      <w:pPr>
+        <w:rPr>
+          <w:rFonts w:ascii="Calibri" w:hAnsi="Calibri" w:cs="Calibri"/>
+          <w:b/>
+          <w:bCs/>
+          <w:color w:val="000000" w:themeColor="text1"/>
+        </w:rPr>
+      </w:pPr>
+      <w:r>
+        <w:rPr>
+          <w:rFonts w:ascii="Segoe UI Emoji" w:hAnsi="Segoe UI Emoji" w:cs="Segoe UI Emoji"/>
+          <w:b/>
+          <w:bCs/>
+          <w:color w:val="000000" w:themeColor="text1"/>
+        </w:rPr>
+        <w:t>❄️</w:t>
+      </w:r>
+      <w:r>
+        <w:rPr>
+          <w:rFonts w:ascii="Calibri" w:hAnsi="Calibri" w:cs="Calibri"/>
+          <w:b/>
+          <w:bCs/>
+          <w:color w:val="000000" w:themeColor="text1"/>
+        </w:rPr>
+        <w:t xml:space="preserve"> What is Glass Transition Temperature </w:t>
+      </w:r>
+      <w:proofErr w:type="spellStart"/>
+      <w:r>
+        <w:rPr>
+          <w:rFonts w:ascii="Calibri" w:hAnsi="Calibri" w:cs="Calibri"/>
+          <w:b/>
+          <w:bCs/>
+          <w:color w:val="000000" w:themeColor="text1"/>
+        </w:rPr>
+        <w:t>TgT_gTg</w:t>
+      </w:r>
+      <w:proofErr w:type="spellEnd"/>
+      <w:r>
+        <w:rPr>
+          <w:rFonts w:ascii="Calibri" w:hAnsi="Calibri" w:cs="Calibri"/>
+          <w:b/>
+          <w:bCs/>
+          <w:color w:val="000000" w:themeColor="text1"/>
+        </w:rPr>
+        <w:t>​?</w:t>
+      </w:r>
+    </w:p>
+    <w:p>
+      <w:pPr>
+        <w:numPr>
+          <w:ilvl w:val="0"/>
+          <w:numId w:val="34"/>
+        </w:numPr>
+        <w:rPr>
+          <w:rFonts w:ascii="Calibri" w:hAnsi="Calibri" w:cs="Calibri"/>
+          <w:b/>
+          <w:bCs/>
+          <w:color w:val="000000" w:themeColor="text1"/>
+        </w:rPr>
+      </w:pPr>
+      <w:r>
+        <w:rPr>
+          <w:rFonts w:ascii="Calibri" w:hAnsi="Calibri" w:cs="Calibri"/>
+          <w:b/>
+          <w:bCs/>
+          <w:color w:val="000000" w:themeColor="text1"/>
+        </w:rPr>
+        <w:t>Applies to: Amorphous polymers (like polystyrene, PMMA, epoxy)</w:t>
+      </w:r>
+      <w:r>
+        <w:rPr>
+          <w:rFonts w:ascii="Calibri" w:hAnsi="Calibri" w:cs="Calibri"/>
+          <w:b/>
+          <w:bCs/>
+          <w:color w:val="000000" w:themeColor="text1"/>
+        </w:rPr>
+        <w:br/>
+        <w:t>and the amorphous regions in semi-crystalline polymers.</w:t>
+      </w:r>
+    </w:p>
+    <w:p>
+      <w:pPr>
+        <w:numPr>
+          <w:ilvl w:val="0"/>
+          <w:numId w:val="34"/>
+        </w:numPr>
+        <w:rPr>
+          <w:rFonts w:ascii="Calibri" w:hAnsi="Calibri" w:cs="Calibri"/>
+          <w:b/>
+          <w:bCs/>
+          <w:color w:val="000000" w:themeColor="text1"/>
+        </w:rPr>
+      </w:pPr>
+      <w:r>
+        <w:rPr>
+          <w:rFonts w:ascii="Calibri" w:hAnsi="Calibri" w:cs="Calibri"/>
+          <w:b/>
+          <w:bCs/>
+          <w:color w:val="000000" w:themeColor="text1"/>
+        </w:rPr>
+        <w:lastRenderedPageBreak/>
+        <w:t xml:space="preserve">Definition: It’s the temperature above which the polymer chains can move freely, giving the material a rubbery, flexible </w:t>
+      </w:r>
+      <w:proofErr w:type="spellStart"/>
+      <w:r>
+        <w:rPr>
+          <w:rFonts w:ascii="Calibri" w:hAnsi="Calibri" w:cs="Calibri"/>
+          <w:b/>
+          <w:bCs/>
+          <w:color w:val="000000" w:themeColor="text1"/>
+        </w:rPr>
+        <w:t>behavior</w:t>
+      </w:r>
+      <w:proofErr w:type="spellEnd"/>
+      <w:r>
+        <w:rPr>
+          <w:rFonts w:ascii="Calibri" w:hAnsi="Calibri" w:cs="Calibri"/>
+          <w:b/>
+          <w:bCs/>
+          <w:color w:val="000000" w:themeColor="text1"/>
+        </w:rPr>
+        <w:t>.</w:t>
+      </w:r>
+    </w:p>
+    <w:p>
+      <w:pPr>
+        <w:numPr>
+          <w:ilvl w:val="0"/>
+          <w:numId w:val="34"/>
+        </w:numPr>
+        <w:rPr>
+          <w:rFonts w:ascii="Calibri" w:hAnsi="Calibri" w:cs="Calibri"/>
+          <w:b/>
+          <w:bCs/>
+          <w:color w:val="000000" w:themeColor="text1"/>
+        </w:rPr>
+      </w:pPr>
+      <w:r>
+        <w:rPr>
+          <w:rFonts w:ascii="Calibri" w:hAnsi="Calibri" w:cs="Calibri"/>
+          <w:b/>
+          <w:bCs/>
+          <w:color w:val="000000" w:themeColor="text1"/>
+        </w:rPr>
+        <w:t xml:space="preserve">Below </w:t>
+      </w:r>
+      <w:proofErr w:type="spellStart"/>
+      <w:r>
+        <w:rPr>
+          <w:rFonts w:ascii="Calibri" w:hAnsi="Calibri" w:cs="Calibri"/>
+          <w:b/>
+          <w:bCs/>
+          <w:color w:val="000000" w:themeColor="text1"/>
+        </w:rPr>
+        <w:t>TgT_gTg</w:t>
+      </w:r>
+      <w:proofErr w:type="spellEnd"/>
+      <w:r>
+        <w:rPr>
+          <w:rFonts w:ascii="Calibri" w:hAnsi="Calibri" w:cs="Calibri"/>
+          <w:b/>
+          <w:bCs/>
+          <w:color w:val="000000" w:themeColor="text1"/>
+        </w:rPr>
+        <w:t>​: The polymer becomes glassy, brittle.</w:t>
+      </w:r>
+    </w:p>
+    <w:p>
+      <w:pPr>
+        <w:rPr>
+          <w:rFonts w:ascii="Calibri" w:hAnsi="Calibri" w:cs="Calibri"/>
+          <w:b/>
+          <w:bCs/>
+          <w:color w:val="000000" w:themeColor="text1"/>
+        </w:rPr>
+      </w:pPr>
     </w:p>
     <w:sectPr>
       <w:pgSz w:w="11906" w:h="16838"/>
@@ -13149,6 +14491,155 @@
     </w:lvl>
   </w:abstractNum>
   <w:abstractNum w:abstractNumId="24" w15:restartNumberingAfterBreak="0">
+    <w:nsid w:val="69FF32C5"/>
+    <w:multiLevelType w:val="multilevel"/>
+    <w:tmpl w:val="B6F21A16"/>
+    <w:lvl w:ilvl="0">
+      <w:start w:val="1"/>
+      <w:numFmt w:val="bullet"/>
+      <w:lvlText w:val=""/>
+      <w:lvlJc w:val="left"/>
+      <w:pPr>
+        <w:tabs>
+          <w:tab w:val="num" w:pos="720"/>
+        </w:tabs>
+        <w:ind w:left="720" w:hanging="360"/>
+      </w:pPr>
+      <w:rPr>
+        <w:rFonts w:ascii="Symbol" w:hAnsi="Symbol" w:hint="default"/>
+        <w:sz w:val="20"/>
+      </w:rPr>
+    </w:lvl>
+    <w:lvl w:ilvl="1" w:tentative="1">
+      <w:start w:val="1"/>
+      <w:numFmt w:val="bullet"/>
+      <w:lvlText w:val="o"/>
+      <w:lvlJc w:val="left"/>
+      <w:pPr>
+        <w:tabs>
+          <w:tab w:val="num" w:pos="1440"/>
+        </w:tabs>
+        <w:ind w:left="1440" w:hanging="360"/>
+      </w:pPr>
+      <w:rPr>
+        <w:rFonts w:ascii="Courier New" w:hAnsi="Courier New" w:hint="default"/>
+        <w:sz w:val="20"/>
+      </w:rPr>
+    </w:lvl>
+    <w:lvl w:ilvl="2" w:tentative="1">
+      <w:start w:val="1"/>
+      <w:numFmt w:val="bullet"/>
+      <w:lvlText w:val=""/>
+      <w:lvlJc w:val="left"/>
+      <w:pPr>
+        <w:tabs>
+          <w:tab w:val="num" w:pos="2160"/>
+        </w:tabs>
+        <w:ind w:left="2160" w:hanging="360"/>
+      </w:pPr>
+      <w:rPr>
+        <w:rFonts w:ascii="Wingdings" w:hAnsi="Wingdings" w:hint="default"/>
+        <w:sz w:val="20"/>
+      </w:rPr>
+    </w:lvl>
+    <w:lvl w:ilvl="3" w:tentative="1">
+      <w:start w:val="1"/>
+      <w:numFmt w:val="bullet"/>
+      <w:lvlText w:val=""/>
+      <w:lvlJc w:val="left"/>
+      <w:pPr>
+        <w:tabs>
+          <w:tab w:val="num" w:pos="2880"/>
+        </w:tabs>
+        <w:ind w:left="2880" w:hanging="360"/>
+      </w:pPr>
+      <w:rPr>
+        <w:rFonts w:ascii="Wingdings" w:hAnsi="Wingdings" w:hint="default"/>
+        <w:sz w:val="20"/>
+      </w:rPr>
+    </w:lvl>
+    <w:lvl w:ilvl="4" w:tentative="1">
+      <w:start w:val="1"/>
+      <w:numFmt w:val="bullet"/>
+      <w:lvlText w:val=""/>
+      <w:lvlJc w:val="left"/>
+      <w:pPr>
+        <w:tabs>
+          <w:tab w:val="num" w:pos="3600"/>
+        </w:tabs>
+        <w:ind w:left="3600" w:hanging="360"/>
+      </w:pPr>
+      <w:rPr>
+        <w:rFonts w:ascii="Wingdings" w:hAnsi="Wingdings" w:hint="default"/>
+        <w:sz w:val="20"/>
+      </w:rPr>
+    </w:lvl>
+    <w:lvl w:ilvl="5" w:tentative="1">
+      <w:start w:val="1"/>
+      <w:numFmt w:val="bullet"/>
+      <w:lvlText w:val=""/>
+      <w:lvlJc w:val="left"/>
+      <w:pPr>
+        <w:tabs>
+          <w:tab w:val="num" w:pos="4320"/>
+        </w:tabs>
+        <w:ind w:left="4320" w:hanging="360"/>
+      </w:pPr>
+      <w:rPr>
+        <w:rFonts w:ascii="Wingdings" w:hAnsi="Wingdings" w:hint="default"/>
+        <w:sz w:val="20"/>
+      </w:rPr>
+    </w:lvl>
+    <w:lvl w:ilvl="6" w:tentative="1">
+      <w:start w:val="1"/>
+      <w:numFmt w:val="bullet"/>
+      <w:lvlText w:val=""/>
+      <w:lvlJc w:val="left"/>
+      <w:pPr>
+        <w:tabs>
+          <w:tab w:val="num" w:pos="5040"/>
+        </w:tabs>
+        <w:ind w:left="5040" w:hanging="360"/>
+      </w:pPr>
+      <w:rPr>
+        <w:rFonts w:ascii="Wingdings" w:hAnsi="Wingdings" w:hint="default"/>
+        <w:sz w:val="20"/>
+      </w:rPr>
+    </w:lvl>
+    <w:lvl w:ilvl="7" w:tentative="1">
+      <w:start w:val="1"/>
+      <w:numFmt w:val="bullet"/>
+      <w:lvlText w:val=""/>
+      <w:lvlJc w:val="left"/>
+      <w:pPr>
+        <w:tabs>
+          <w:tab w:val="num" w:pos="5760"/>
+        </w:tabs>
+        <w:ind w:left="5760" w:hanging="360"/>
+      </w:pPr>
+      <w:rPr>
+        <w:rFonts w:ascii="Wingdings" w:hAnsi="Wingdings" w:hint="default"/>
+        <w:sz w:val="20"/>
+      </w:rPr>
+    </w:lvl>
+    <w:lvl w:ilvl="8" w:tentative="1">
+      <w:start w:val="1"/>
+      <w:numFmt w:val="bullet"/>
+      <w:lvlText w:val=""/>
+      <w:lvlJc w:val="left"/>
+      <w:pPr>
+        <w:tabs>
+          <w:tab w:val="num" w:pos="6480"/>
+        </w:tabs>
+        <w:ind w:left="6480" w:hanging="360"/>
+      </w:pPr>
+      <w:rPr>
+        <w:rFonts w:ascii="Wingdings" w:hAnsi="Wingdings" w:hint="default"/>
+        <w:sz w:val="20"/>
+      </w:rPr>
+    </w:lvl>
+  </w:abstractNum>
+  <w:abstractNum w:abstractNumId="25" w15:restartNumberingAfterBreak="0">
     <w:nsid w:val="6A521027"/>
     <w:multiLevelType w:val="multilevel"/>
     <w:tmpl w:val="9274EC58"/>
@@ -13297,7 +14788,156 @@
       </w:rPr>
     </w:lvl>
   </w:abstractNum>
-  <w:abstractNum w:abstractNumId="25" w15:restartNumberingAfterBreak="0">
+  <w:abstractNum w:abstractNumId="26" w15:restartNumberingAfterBreak="0">
+    <w:nsid w:val="6BB1258C"/>
+    <w:multiLevelType w:val="multilevel"/>
+    <w:tmpl w:val="2788FAB4"/>
+    <w:lvl w:ilvl="0">
+      <w:start w:val="1"/>
+      <w:numFmt w:val="bullet"/>
+      <w:lvlText w:val=""/>
+      <w:lvlJc w:val="left"/>
+      <w:pPr>
+        <w:tabs>
+          <w:tab w:val="num" w:pos="720"/>
+        </w:tabs>
+        <w:ind w:left="720" w:hanging="360"/>
+      </w:pPr>
+      <w:rPr>
+        <w:rFonts w:ascii="Symbol" w:hAnsi="Symbol" w:hint="default"/>
+        <w:sz w:val="20"/>
+      </w:rPr>
+    </w:lvl>
+    <w:lvl w:ilvl="1" w:tentative="1">
+      <w:start w:val="1"/>
+      <w:numFmt w:val="bullet"/>
+      <w:lvlText w:val="o"/>
+      <w:lvlJc w:val="left"/>
+      <w:pPr>
+        <w:tabs>
+          <w:tab w:val="num" w:pos="1440"/>
+        </w:tabs>
+        <w:ind w:left="1440" w:hanging="360"/>
+      </w:pPr>
+      <w:rPr>
+        <w:rFonts w:ascii="Courier New" w:hAnsi="Courier New" w:hint="default"/>
+        <w:sz w:val="20"/>
+      </w:rPr>
+    </w:lvl>
+    <w:lvl w:ilvl="2" w:tentative="1">
+      <w:start w:val="1"/>
+      <w:numFmt w:val="bullet"/>
+      <w:lvlText w:val=""/>
+      <w:lvlJc w:val="left"/>
+      <w:pPr>
+        <w:tabs>
+          <w:tab w:val="num" w:pos="2160"/>
+        </w:tabs>
+        <w:ind w:left="2160" w:hanging="360"/>
+      </w:pPr>
+      <w:rPr>
+        <w:rFonts w:ascii="Wingdings" w:hAnsi="Wingdings" w:hint="default"/>
+        <w:sz w:val="20"/>
+      </w:rPr>
+    </w:lvl>
+    <w:lvl w:ilvl="3" w:tentative="1">
+      <w:start w:val="1"/>
+      <w:numFmt w:val="bullet"/>
+      <w:lvlText w:val=""/>
+      <w:lvlJc w:val="left"/>
+      <w:pPr>
+        <w:tabs>
+          <w:tab w:val="num" w:pos="2880"/>
+        </w:tabs>
+        <w:ind w:left="2880" w:hanging="360"/>
+      </w:pPr>
+      <w:rPr>
+        <w:rFonts w:ascii="Wingdings" w:hAnsi="Wingdings" w:hint="default"/>
+        <w:sz w:val="20"/>
+      </w:rPr>
+    </w:lvl>
+    <w:lvl w:ilvl="4" w:tentative="1">
+      <w:start w:val="1"/>
+      <w:numFmt w:val="bullet"/>
+      <w:lvlText w:val=""/>
+      <w:lvlJc w:val="left"/>
+      <w:pPr>
+        <w:tabs>
+          <w:tab w:val="num" w:pos="3600"/>
+        </w:tabs>
+        <w:ind w:left="3600" w:hanging="360"/>
+      </w:pPr>
+      <w:rPr>
+        <w:rFonts w:ascii="Wingdings" w:hAnsi="Wingdings" w:hint="default"/>
+        <w:sz w:val="20"/>
+      </w:rPr>
+    </w:lvl>
+    <w:lvl w:ilvl="5" w:tentative="1">
+      <w:start w:val="1"/>
+      <w:numFmt w:val="bullet"/>
+      <w:lvlText w:val=""/>
+      <w:lvlJc w:val="left"/>
+      <w:pPr>
+        <w:tabs>
+          <w:tab w:val="num" w:pos="4320"/>
+        </w:tabs>
+        <w:ind w:left="4320" w:hanging="360"/>
+      </w:pPr>
+      <w:rPr>
+        <w:rFonts w:ascii="Wingdings" w:hAnsi="Wingdings" w:hint="default"/>
+        <w:sz w:val="20"/>
+      </w:rPr>
+    </w:lvl>
+    <w:lvl w:ilvl="6" w:tentative="1">
+      <w:start w:val="1"/>
+      <w:numFmt w:val="bullet"/>
+      <w:lvlText w:val=""/>
+      <w:lvlJc w:val="left"/>
+      <w:pPr>
+        <w:tabs>
+          <w:tab w:val="num" w:pos="5040"/>
+        </w:tabs>
+        <w:ind w:left="5040" w:hanging="360"/>
+      </w:pPr>
+      <w:rPr>
+        <w:rFonts w:ascii="Wingdings" w:hAnsi="Wingdings" w:hint="default"/>
+        <w:sz w:val="20"/>
+      </w:rPr>
+    </w:lvl>
+    <w:lvl w:ilvl="7" w:tentative="1">
+      <w:start w:val="1"/>
+      <w:numFmt w:val="bullet"/>
+      <w:lvlText w:val=""/>
+      <w:lvlJc w:val="left"/>
+      <w:pPr>
+        <w:tabs>
+          <w:tab w:val="num" w:pos="5760"/>
+        </w:tabs>
+        <w:ind w:left="5760" w:hanging="360"/>
+      </w:pPr>
+      <w:rPr>
+        <w:rFonts w:ascii="Wingdings" w:hAnsi="Wingdings" w:hint="default"/>
+        <w:sz w:val="20"/>
+      </w:rPr>
+    </w:lvl>
+    <w:lvl w:ilvl="8" w:tentative="1">
+      <w:start w:val="1"/>
+      <w:numFmt w:val="bullet"/>
+      <w:lvlText w:val=""/>
+      <w:lvlJc w:val="left"/>
+      <w:pPr>
+        <w:tabs>
+          <w:tab w:val="num" w:pos="6480"/>
+        </w:tabs>
+        <w:ind w:left="6480" w:hanging="360"/>
+      </w:pPr>
+      <w:rPr>
+        <w:rFonts w:ascii="Wingdings" w:hAnsi="Wingdings" w:hint="default"/>
+        <w:sz w:val="20"/>
+      </w:rPr>
+    </w:lvl>
+  </w:abstractNum>
+  <w:abstractNum w:abstractNumId="27" w15:restartNumberingAfterBreak="0">
     <w:nsid w:val="73C34552"/>
     <w:multiLevelType w:val="multilevel"/>
     <w:tmpl w:val="296C9436"/>
@@ -13446,7 +15086,7 @@
       </w:rPr>
     </w:lvl>
   </w:abstractNum>
-  <w:abstractNum w:abstractNumId="26" w15:restartNumberingAfterBreak="0">
+  <w:abstractNum w:abstractNumId="28" w15:restartNumberingAfterBreak="0">
     <w:nsid w:val="77AD0405"/>
     <w:multiLevelType w:val="multilevel"/>
     <w:tmpl w:val="D34A646C"/>
@@ -13595,7 +15235,7 @@
       </w:rPr>
     </w:lvl>
   </w:abstractNum>
-  <w:abstractNum w:abstractNumId="27" w15:restartNumberingAfterBreak="0">
+  <w:abstractNum w:abstractNumId="29" w15:restartNumberingAfterBreak="0">
     <w:nsid w:val="77F712A1"/>
     <w:multiLevelType w:val="multilevel"/>
     <w:tmpl w:val="159EC714"/>
@@ -13740,7 +15380,7 @@
       </w:rPr>
     </w:lvl>
   </w:abstractNum>
-  <w:abstractNum w:abstractNumId="28" w15:restartNumberingAfterBreak="0">
+  <w:abstractNum w:abstractNumId="30" w15:restartNumberingAfterBreak="0">
     <w:nsid w:val="79382B3A"/>
     <w:multiLevelType w:val="multilevel"/>
     <w:tmpl w:val="397CD354"/>
@@ -13889,7 +15529,7 @@
       </w:rPr>
     </w:lvl>
   </w:abstractNum>
-  <w:abstractNum w:abstractNumId="29" w15:restartNumberingAfterBreak="0">
+  <w:abstractNum w:abstractNumId="31" w15:restartNumberingAfterBreak="0">
     <w:nsid w:val="7955070F"/>
     <w:multiLevelType w:val="multilevel"/>
     <w:tmpl w:val="47DC5AB2"/>
@@ -14005,7 +15645,7 @@
       </w:pPr>
     </w:lvl>
   </w:abstractNum>
-  <w:abstractNum w:abstractNumId="30" w15:restartNumberingAfterBreak="0">
+  <w:abstractNum w:abstractNumId="32" w15:restartNumberingAfterBreak="0">
     <w:nsid w:val="7BA41B9E"/>
     <w:multiLevelType w:val="multilevel"/>
     <w:tmpl w:val="49745C40"/>
@@ -14154,7 +15794,7 @@
       </w:rPr>
     </w:lvl>
   </w:abstractNum>
-  <w:abstractNum w:abstractNumId="31" w15:restartNumberingAfterBreak="0">
+  <w:abstractNum w:abstractNumId="33" w15:restartNumberingAfterBreak="0">
     <w:nsid w:val="7CB047A5"/>
     <w:multiLevelType w:val="hybridMultilevel"/>
     <w:tmpl w:val="A4442F2E"/>
@@ -14262,7 +15902,7 @@
     <w:abstractNumId w:val="19"/>
   </w:num>
   <w:num w:numId="8" w16cid:durableId="1382024775">
-    <w:abstractNumId w:val="27"/>
+    <w:abstractNumId w:val="29"/>
   </w:num>
   <w:num w:numId="9" w16cid:durableId="567497542">
     <w:abstractNumId w:val="21"/>
@@ -14271,13 +15911,13 @@
     <w:abstractNumId w:val="23"/>
   </w:num>
   <w:num w:numId="11" w16cid:durableId="1421944019">
-    <w:abstractNumId w:val="31"/>
+    <w:abstractNumId w:val="33"/>
   </w:num>
   <w:num w:numId="12" w16cid:durableId="1639996141">
     <w:abstractNumId w:val="10"/>
   </w:num>
   <w:num w:numId="13" w16cid:durableId="1405566056">
-    <w:abstractNumId w:val="24"/>
+    <w:abstractNumId w:val="25"/>
   </w:num>
   <w:num w:numId="14" w16cid:durableId="1616255603">
     <w:abstractNumId w:val="0"/>
@@ -14286,7 +15926,7 @@
     <w:abstractNumId w:val="3"/>
   </w:num>
   <w:num w:numId="16" w16cid:durableId="1885673552">
-    <w:abstractNumId w:val="28"/>
+    <w:abstractNumId w:val="30"/>
   </w:num>
   <w:num w:numId="17" w16cid:durableId="957226339">
     <w:abstractNumId w:val="2"/>
@@ -14295,10 +15935,10 @@
     <w:abstractNumId w:val="22"/>
   </w:num>
   <w:num w:numId="19" w16cid:durableId="298919508">
-    <w:abstractNumId w:val="26"/>
+    <w:abstractNumId w:val="28"/>
   </w:num>
   <w:num w:numId="20" w16cid:durableId="1210728438">
-    <w:abstractNumId w:val="29"/>
+    <w:abstractNumId w:val="31"/>
   </w:num>
   <w:num w:numId="21" w16cid:durableId="1041899251">
     <w:abstractNumId w:val="1"/>
@@ -14307,7 +15947,7 @@
     <w:abstractNumId w:val="8"/>
   </w:num>
   <w:num w:numId="23" w16cid:durableId="1056005379">
-    <w:abstractNumId w:val="25"/>
+    <w:abstractNumId w:val="27"/>
   </w:num>
   <w:num w:numId="24" w16cid:durableId="364137627">
     <w:abstractNumId w:val="11"/>
@@ -14316,7 +15956,7 @@
     <w:abstractNumId w:val="5"/>
   </w:num>
   <w:num w:numId="26" w16cid:durableId="1148666570">
-    <w:abstractNumId w:val="30"/>
+    <w:abstractNumId w:val="32"/>
   </w:num>
   <w:num w:numId="27" w16cid:durableId="1945503338">
     <w:abstractNumId w:val="6"/>
@@ -14335,6 +15975,12 @@
   </w:num>
   <w:num w:numId="32" w16cid:durableId="1233126738">
     <w:abstractNumId w:val="20"/>
+  </w:num>
+  <w:num w:numId="33" w16cid:durableId="232859786">
+    <w:abstractNumId w:val="24"/>
+  </w:num>
+  <w:num w:numId="34" w16cid:durableId="1040935271">
+    <w:abstractNumId w:val="26"/>
   </w:num>
 </w:numbering>
 </file>
@@ -15283,6 +16929,158 @@
       </w:tblBorders>
     </w:tblPr>
   </w:style>
+  <w:style w:type="table" w:styleId="GridTable4-Accent2">
+    <w:name w:val="Grid Table 4 Accent 2"/>
+    <w:basedOn w:val="TableNormal"/>
+    <w:uiPriority w:val="49"/>
+    <w:rsid w:val="001113A6"/>
+    <w:pPr>
+      <w:spacing w:after="0" w:line="240" w:lineRule="auto"/>
+    </w:pPr>
+    <w:tblPr>
+      <w:tblStyleRowBandSize w:val="1"/>
+      <w:tblStyleColBandSize w:val="1"/>
+      <w:tblBorders>
+        <w:top w:val="single" w:sz="4" w:space="0" w:color="F1A983" w:themeColor="accent2" w:themeTint="99"/>
+        <w:left w:val="single" w:sz="4" w:space="0" w:color="F1A983" w:themeColor="accent2" w:themeTint="99"/>
+        <w:bottom w:val="single" w:sz="4" w:space="0" w:color="F1A983" w:themeColor="accent2" w:themeTint="99"/>
+        <w:right w:val="single" w:sz="4" w:space="0" w:color="F1A983" w:themeColor="accent2" w:themeTint="99"/>
+        <w:insideH w:val="single" w:sz="4" w:space="0" w:color="F1A983" w:themeColor="accent2" w:themeTint="99"/>
+        <w:insideV w:val="single" w:sz="4" w:space="0" w:color="F1A983" w:themeColor="accent2" w:themeTint="99"/>
+      </w:tblBorders>
+    </w:tblPr>
+    <w:tblStylePr w:type="firstRow">
+      <w:rPr>
+        <w:b/>
+        <w:bCs/>
+        <w:color w:val="FFFFFF" w:themeColor="background1"/>
+      </w:rPr>
+      <w:tblPr/>
+      <w:tcPr>
+        <w:tcBorders>
+          <w:top w:val="single" w:sz="4" w:space="0" w:color="E97132" w:themeColor="accent2"/>
+          <w:left w:val="single" w:sz="4" w:space="0" w:color="E97132" w:themeColor="accent2"/>
+          <w:bottom w:val="single" w:sz="4" w:space="0" w:color="E97132" w:themeColor="accent2"/>
+          <w:right w:val="single" w:sz="4" w:space="0" w:color="E97132" w:themeColor="accent2"/>
+          <w:insideH w:val="nil"/>
+          <w:insideV w:val="nil"/>
+        </w:tcBorders>
+        <w:shd w:val="clear" w:color="auto" w:fill="E97132" w:themeFill="accent2"/>
+      </w:tcPr>
+    </w:tblStylePr>
+    <w:tblStylePr w:type="lastRow">
+      <w:rPr>
+        <w:b/>
+        <w:bCs/>
+      </w:rPr>
+      <w:tblPr/>
+      <w:tcPr>
+        <w:tcBorders>
+          <w:top w:val="double" w:sz="4" w:space="0" w:color="E97132" w:themeColor="accent2"/>
+        </w:tcBorders>
+      </w:tcPr>
+    </w:tblStylePr>
+    <w:tblStylePr w:type="firstCol">
+      <w:rPr>
+        <w:b/>
+        <w:bCs/>
+      </w:rPr>
+    </w:tblStylePr>
+    <w:tblStylePr w:type="lastCol">
+      <w:rPr>
+        <w:b/>
+        <w:bCs/>
+      </w:rPr>
+    </w:tblStylePr>
+    <w:tblStylePr w:type="band1Vert">
+      <w:tblPr/>
+      <w:tcPr>
+        <w:shd w:val="clear" w:color="auto" w:fill="FAE2D5" w:themeFill="accent2" w:themeFillTint="33"/>
+      </w:tcPr>
+    </w:tblStylePr>
+    <w:tblStylePr w:type="band1Horz">
+      <w:tblPr/>
+      <w:tcPr>
+        <w:shd w:val="clear" w:color="auto" w:fill="FAE2D5" w:themeFill="accent2" w:themeFillTint="33"/>
+      </w:tcPr>
+    </w:tblStylePr>
+  </w:style>
+  <w:style w:type="table" w:styleId="GridTable4-Accent4">
+    <w:name w:val="Grid Table 4 Accent 4"/>
+    <w:basedOn w:val="TableNormal"/>
+    <w:uiPriority w:val="49"/>
+    <w:rsid w:val="00A1325B"/>
+    <w:pPr>
+      <w:spacing w:after="0" w:line="240" w:lineRule="auto"/>
+    </w:pPr>
+    <w:tblPr>
+      <w:tblStyleRowBandSize w:val="1"/>
+      <w:tblStyleColBandSize w:val="1"/>
+      <w:tblBorders>
+        <w:top w:val="single" w:sz="4" w:space="0" w:color="60CAF3" w:themeColor="accent4" w:themeTint="99"/>
+        <w:left w:val="single" w:sz="4" w:space="0" w:color="60CAF3" w:themeColor="accent4" w:themeTint="99"/>
+        <w:bottom w:val="single" w:sz="4" w:space="0" w:color="60CAF3" w:themeColor="accent4" w:themeTint="99"/>
+        <w:right w:val="single" w:sz="4" w:space="0" w:color="60CAF3" w:themeColor="accent4" w:themeTint="99"/>
+        <w:insideH w:val="single" w:sz="4" w:space="0" w:color="60CAF3" w:themeColor="accent4" w:themeTint="99"/>
+        <w:insideV w:val="single" w:sz="4" w:space="0" w:color="60CAF3" w:themeColor="accent4" w:themeTint="99"/>
+      </w:tblBorders>
+    </w:tblPr>
+    <w:tblStylePr w:type="firstRow">
+      <w:rPr>
+        <w:b/>
+        <w:bCs/>
+        <w:color w:val="FFFFFF" w:themeColor="background1"/>
+      </w:rPr>
+      <w:tblPr/>
+      <w:tcPr>
+        <w:tcBorders>
+          <w:top w:val="single" w:sz="4" w:space="0" w:color="0F9ED5" w:themeColor="accent4"/>
+          <w:left w:val="single" w:sz="4" w:space="0" w:color="0F9ED5" w:themeColor="accent4"/>
+          <w:bottom w:val="single" w:sz="4" w:space="0" w:color="0F9ED5" w:themeColor="accent4"/>
+          <w:right w:val="single" w:sz="4" w:space="0" w:color="0F9ED5" w:themeColor="accent4"/>
+          <w:insideH w:val="nil"/>
+          <w:insideV w:val="nil"/>
+        </w:tcBorders>
+        <w:shd w:val="clear" w:color="auto" w:fill="0F9ED5" w:themeFill="accent4"/>
+      </w:tcPr>
+    </w:tblStylePr>
+    <w:tblStylePr w:type="lastRow">
+      <w:rPr>
+        <w:b/>
+        <w:bCs/>
+      </w:rPr>
+      <w:tblPr/>
+      <w:tcPr>
+        <w:tcBorders>
+          <w:top w:val="double" w:sz="4" w:space="0" w:color="0F9ED5" w:themeColor="accent4"/>
+        </w:tcBorders>
+      </w:tcPr>
+    </w:tblStylePr>
+    <w:tblStylePr w:type="firstCol">
+      <w:rPr>
+        <w:b/>
+        <w:bCs/>
+      </w:rPr>
+    </w:tblStylePr>
+    <w:tblStylePr w:type="lastCol">
+      <w:rPr>
+        <w:b/>
+        <w:bCs/>
+      </w:rPr>
+    </w:tblStylePr>
+    <w:tblStylePr w:type="band1Vert">
+      <w:tblPr/>
+      <w:tcPr>
+        <w:shd w:val="clear" w:color="auto" w:fill="CAEDFB" w:themeFill="accent4" w:themeFillTint="33"/>
+      </w:tcPr>
+    </w:tblStylePr>
+    <w:tblStylePr w:type="band1Horz">
+      <w:tblPr/>
+      <w:tcPr>
+        <w:shd w:val="clear" w:color="auto" w:fill="CAEDFB" w:themeFill="accent4" w:themeFillTint="33"/>
+      </w:tcPr>
+    </w:tblStylePr>
+  </w:style>
 </w:styles>
 </file>
 
